--- a/doc/詞/宋朝/李煜/李煜-清平樂·別來春半.docx
+++ b/doc/詞/宋朝/李煜/李煜-清平樂·別來春半.docx
@@ -1,6 +1,6 @@
 
 <file path=word/document.xml><?xml version="1.0" encoding="utf-8"?>
-<w:document xmlns:wpc="http://schemas.microsoft.com/office/word/2010/wordprocessingCanvas" xmlns:cx="http://schemas.microsoft.com/office/drawing/2014/chartex" xmlns:cx1="http://schemas.microsoft.com/office/drawing/2015/9/8/chartex" xmlns:cx2="http://schemas.microsoft.com/office/drawing/2015/10/21/chartex" xmlns:cx3="http://schemas.microsoft.com/office/drawing/2016/5/9/chartex" xmlns:cx4="http://schemas.microsoft.com/office/drawing/2016/5/10/chartex" xmlns:cx5="http://schemas.microsoft.com/office/drawing/2016/5/11/chartex" xmlns:cx6="http://schemas.microsoft.com/office/drawing/2016/5/12/chartex" xmlns:cx7="http://schemas.microsoft.com/office/drawing/2016/5/13/chartex" xmlns:cx8="http://schemas.microsoft.com/office/drawing/2016/5/14/chartex" xmlns:mc="http://schemas.openxmlformats.org/markup-compatibility/2006" xmlns:aink="http://schemas.microsoft.com/office/drawing/2016/ink" xmlns:am3d="http://schemas.microsoft.com/office/drawing/2017/model3d" xmlns:o="urn:schemas-microsoft-com:office:office" xmlns:oel="http://schemas.microsoft.com/office/2019/extlst" xmlns:r="http://schemas.openxmlformats.org/officeDocument/2006/relationships" xmlns:m="http://schemas.openxmlformats.org/officeDocument/2006/math" xmlns:v="urn:schemas-microsoft-com:vml" xmlns:wp14="http://schemas.microsoft.com/office/word/2010/wordprocessingDrawing" xmlns:wp="http://schemas.openxmlformats.org/drawingml/2006/wordprocessingDrawing" xmlns:w10="urn:schemas-microsoft-com:office:word" xmlns:w="http://schemas.openxmlformats.org/wordprocessingml/2006/main" xmlns:w14="http://schemas.microsoft.com/office/word/2010/wordml" xmlns:w15="http://schemas.microsoft.com/office/word/2012/wordml" xmlns:w16cex="http://schemas.microsoft.com/office/word/2018/wordml/cex" xmlns:w16cid="http://schemas.microsoft.com/office/word/2016/wordml/cid" xmlns:w16="http://schemas.microsoft.com/office/word/2018/wordml" xmlns:w16du="http://schemas.microsoft.com/office/word/2023/wordml/word16du" xmlns:w16sdtdh="http://schemas.microsoft.com/office/word/2020/wordml/sdtdatahash" xmlns:w16se="http://schemas.microsoft.com/office/word/2015/wordml/symex" xmlns:wpg="http://schemas.microsoft.com/office/word/2010/wordprocessingGroup" xmlns:wpi="http://schemas.microsoft.com/office/word/2010/wordprocessingInk" xmlns:wne="http://schemas.microsoft.com/office/word/2006/wordml" xmlns:wps="http://schemas.microsoft.com/office/word/2010/wordprocessingShape" mc:Ignorable="w14 w15 w16se w16cid w16 w16cex w16sdtdh wp14">
+<w:document xmlns:wpc="http://schemas.microsoft.com/office/word/2010/wordprocessingCanvas" xmlns:cx="http://schemas.microsoft.com/office/drawing/2014/chartex" xmlns:cx1="http://schemas.microsoft.com/office/drawing/2015/9/8/chartex" xmlns:cx2="http://schemas.microsoft.com/office/drawing/2015/10/21/chartex" xmlns:cx3="http://schemas.microsoft.com/office/drawing/2016/5/9/chartex" xmlns:cx4="http://schemas.microsoft.com/office/drawing/2016/5/10/chartex" xmlns:cx5="http://schemas.microsoft.com/office/drawing/2016/5/11/chartex" xmlns:cx6="http://schemas.microsoft.com/office/drawing/2016/5/12/chartex" xmlns:cx7="http://schemas.microsoft.com/office/drawing/2016/5/13/chartex" xmlns:cx8="http://schemas.microsoft.com/office/drawing/2016/5/14/chartex" xmlns:mc="http://schemas.openxmlformats.org/markup-compatibility/2006" xmlns:aink="http://schemas.microsoft.com/office/drawing/2016/ink" xmlns:am3d="http://schemas.microsoft.com/office/drawing/2017/model3d" xmlns:o="urn:schemas-microsoft-com:office:office" xmlns:oel="http://schemas.microsoft.com/office/2019/extlst" xmlns:r="http://schemas.openxmlformats.org/officeDocument/2006/relationships" xmlns:m="http://schemas.openxmlformats.org/officeDocument/2006/math" xmlns:v="urn:schemas-microsoft-com:vml" xmlns:wp14="http://schemas.microsoft.com/office/word/2010/wordprocessingDrawing" xmlns:wp="http://schemas.openxmlformats.org/drawingml/2006/wordprocessingDrawing" xmlns:w10="urn:schemas-microsoft-com:office:word" xmlns:w="http://schemas.openxmlformats.org/wordprocessingml/2006/main" xmlns:w14="http://schemas.microsoft.com/office/word/2010/wordml" xmlns:w15="http://schemas.microsoft.com/office/word/2012/wordml" xmlns:w16cex="http://schemas.microsoft.com/office/word/2018/wordml/cex" xmlns:w16cid="http://schemas.microsoft.com/office/word/2016/wordml/cid" xmlns:w16="http://schemas.microsoft.com/office/word/2018/wordml" xmlns:w16du="http://schemas.microsoft.com/office/word/2023/wordml/word16du" xmlns:w16sdtdh="http://schemas.microsoft.com/office/word/2020/wordml/sdtdatahash" xmlns:w16sdtfl="http://schemas.microsoft.com/office/word/2024/wordml/sdtformatlock" xmlns:w16se="http://schemas.microsoft.com/office/word/2015/wordml/symex" xmlns:wpg="http://schemas.microsoft.com/office/word/2010/wordprocessingGroup" xmlns:wpi="http://schemas.microsoft.com/office/word/2010/wordprocessingInk" xmlns:wne="http://schemas.microsoft.com/office/word/2006/wordml" xmlns:wps="http://schemas.microsoft.com/office/word/2010/wordprocessingShape" mc:Ignorable="w14 w15 w16se w16cid w16 w16cex w16sdtdh w16sdtfl w16du wp14">
   <w:body>
     <w:p>
       <w:pPr>
@@ -62,7 +62,7 @@
           <w:sz w:val="52"/>
           <w:szCs w:val="52"/>
         </w:rPr>
-        <w:t xml:space="preserve">    </w:t>
+        <w:t xml:space="preserve">  </w:t>
       </w:r>
       <w:r>
         <w:rPr>
@@ -95,9 +95,19 @@
           <w:sz w:val="32"/>
           <w:szCs w:val="32"/>
         </w:rPr>
-        <w:t>別</w:t>
-      </w:r>
-      <w:proofErr w:type="gramStart"/>
+        <w:t>別來春半，觸目柔腸斷。砌下落梅如雪亂，拂了一身還滿。</w:t>
+      </w:r>
+    </w:p>
+    <w:p>
+      <w:pPr>
+        <w:spacing w:after="0" w:line="480" w:lineRule="exact"/>
+        <w:ind w:left="0" w:right="0" w:firstLine="0"/>
+        <w:rPr>
+          <w:color w:val="0F0F0F"/>
+          <w:sz w:val="32"/>
+          <w:szCs w:val="32"/>
+        </w:rPr>
+      </w:pPr>
       <w:r>
         <w:rPr>
           <w:rFonts w:hint="eastAsia"/>
@@ -105,108 +115,7 @@
           <w:sz w:val="32"/>
           <w:szCs w:val="32"/>
         </w:rPr>
-        <w:t>來春半</w:t>
-      </w:r>
-      <w:proofErr w:type="gramEnd"/>
-      <w:r>
-        <w:rPr>
-          <w:rFonts w:hint="eastAsia"/>
-          <w:color w:val="0F0F0F"/>
-          <w:sz w:val="32"/>
-          <w:szCs w:val="32"/>
-        </w:rPr>
-        <w:t>，觸目柔腸斷。砌下落梅</w:t>
-      </w:r>
-      <w:proofErr w:type="gramStart"/>
-      <w:r>
-        <w:rPr>
-          <w:rFonts w:hint="eastAsia"/>
-          <w:color w:val="0F0F0F"/>
-          <w:sz w:val="32"/>
-          <w:szCs w:val="32"/>
-        </w:rPr>
-        <w:t>如雪亂</w:t>
-      </w:r>
-      <w:proofErr w:type="gramEnd"/>
-      <w:r>
-        <w:rPr>
-          <w:rFonts w:hint="eastAsia"/>
-          <w:color w:val="0F0F0F"/>
-          <w:sz w:val="32"/>
-          <w:szCs w:val="32"/>
-        </w:rPr>
-        <w:t>，拂了一身還滿。</w:t>
-      </w:r>
-    </w:p>
-    <w:p>
-      <w:pPr>
-        <w:spacing w:after="0" w:line="480" w:lineRule="exact"/>
-        <w:ind w:left="0" w:right="0" w:firstLine="0"/>
-        <w:rPr>
-          <w:color w:val="0F0F0F"/>
-          <w:sz w:val="32"/>
-          <w:szCs w:val="32"/>
-        </w:rPr>
-      </w:pPr>
-      <w:proofErr w:type="gramStart"/>
-      <w:r>
-        <w:rPr>
-          <w:rFonts w:hint="eastAsia"/>
-          <w:color w:val="0F0F0F"/>
-          <w:sz w:val="32"/>
-          <w:szCs w:val="32"/>
-        </w:rPr>
-        <w:t>雁來音信</w:t>
-      </w:r>
-      <w:proofErr w:type="gramEnd"/>
-      <w:r>
-        <w:rPr>
-          <w:rFonts w:hint="eastAsia"/>
-          <w:color w:val="0F0F0F"/>
-          <w:sz w:val="32"/>
-          <w:szCs w:val="32"/>
-        </w:rPr>
-        <w:t>無</w:t>
-      </w:r>
-      <w:proofErr w:type="gramStart"/>
-      <w:r>
-        <w:rPr>
-          <w:rFonts w:hint="eastAsia"/>
-          <w:color w:val="0F0F0F"/>
-          <w:sz w:val="32"/>
-          <w:szCs w:val="32"/>
-        </w:rPr>
-        <w:t>憑</w:t>
-      </w:r>
-      <w:proofErr w:type="gramEnd"/>
-      <w:r>
-        <w:rPr>
-          <w:rFonts w:hint="eastAsia"/>
-          <w:color w:val="0F0F0F"/>
-          <w:sz w:val="32"/>
-          <w:szCs w:val="32"/>
-        </w:rPr>
-        <w:t>，</w:t>
-      </w:r>
-      <w:proofErr w:type="gramStart"/>
-      <w:r>
-        <w:rPr>
-          <w:rFonts w:hint="eastAsia"/>
-          <w:color w:val="0F0F0F"/>
-          <w:sz w:val="32"/>
-          <w:szCs w:val="32"/>
-        </w:rPr>
-        <w:t>路遙歸夢</w:t>
-      </w:r>
-      <w:proofErr w:type="gramEnd"/>
-      <w:r>
-        <w:rPr>
-          <w:rFonts w:hint="eastAsia"/>
-          <w:color w:val="0F0F0F"/>
-          <w:sz w:val="32"/>
-          <w:szCs w:val="32"/>
-        </w:rPr>
-        <w:t>難成。離恨恰如春草，更行更遠還生。</w:t>
+        <w:t>雁來音信無憑，路遙歸夢難成。離恨恰如春草，更行更遠還生。</w:t>
       </w:r>
     </w:p>
     <w:p>
@@ -227,6 +136,7 @@
       <w:pPr>
         <w:spacing w:after="0" w:line="440" w:lineRule="exact"/>
         <w:ind w:left="0" w:right="0" w:firstLine="0"/>
+        <w:jc w:val="both"/>
         <w:rPr>
           <w:szCs w:val="28"/>
         </w:rPr>
@@ -236,7 +146,7 @@
           <w:rFonts w:hint="eastAsia"/>
           <w:szCs w:val="28"/>
         </w:rPr>
-        <w:t>離別以來，春天已經過去一半，映入目中的景色</w:t>
+        <w:t>自從我們分開後，春天已經不知不覺過了一半，觸目所及的一切景色，都令人牽動著萬般的心碎與腸斷。階梯前落下一地的梅花，像隨風紛飛的白雪般</w:t>
       </w:r>
       <w:r>
         <w:rPr>
@@ -245,43 +155,21 @@
           <w:bCs/>
           <w:szCs w:val="28"/>
         </w:rPr>
-        <w:t>撩</w:t>
+        <w:t>紊亂</w:t>
       </w:r>
       <w:r>
         <w:rPr>
           <w:rFonts w:hint="eastAsia"/>
           <w:szCs w:val="28"/>
         </w:rPr>
-        <w:t>起</w:t>
-      </w:r>
-      <w:r>
-        <w:rPr>
-          <w:rFonts w:hint="eastAsia"/>
-          <w:szCs w:val="28"/>
-        </w:rPr>
-        <w:t>柔腸寸斷。階</w:t>
-      </w:r>
-      <w:proofErr w:type="gramStart"/>
-      <w:r>
-        <w:rPr>
-          <w:rFonts w:hint="eastAsia"/>
-          <w:szCs w:val="28"/>
-        </w:rPr>
-        <w:t>下落梅就像</w:t>
-      </w:r>
-      <w:proofErr w:type="gramEnd"/>
-      <w:r>
-        <w:rPr>
-          <w:rFonts w:hint="eastAsia"/>
-          <w:szCs w:val="28"/>
-        </w:rPr>
-        <w:t>飄飛的白雪一樣零亂，把它拂去了又飄灑得一身滿滿。</w:t>
+        <w:t>，才剛拂去一身的花瓣，轉眼間卻又飄灑得滿懷都是。</w:t>
       </w:r>
     </w:p>
     <w:p>
       <w:pPr>
         <w:spacing w:after="0" w:line="440" w:lineRule="exact"/>
         <w:ind w:left="0" w:right="0" w:firstLine="0"/>
+        <w:jc w:val="both"/>
         <w:rPr>
           <w:szCs w:val="28"/>
         </w:rPr>
@@ -289,41 +177,18 @@
       <w:r>
         <w:rPr>
           <w:rFonts w:hint="eastAsia"/>
-          <w:szCs w:val="28"/>
-        </w:rPr>
-        <w:t>鴻雁已經飛回而音信毫無依憑，路途遙遠，要回去的夢也難形成。離別</w:t>
-      </w:r>
-      <w:proofErr w:type="gramStart"/>
+          <w:b/>
+          <w:bCs/>
+          <w:szCs w:val="28"/>
+        </w:rPr>
+        <w:t>鴻雁</w:t>
+      </w:r>
       <w:r>
         <w:rPr>
           <w:rFonts w:hint="eastAsia"/>
           <w:szCs w:val="28"/>
         </w:rPr>
-        <w:t>的愁恨正像</w:t>
-      </w:r>
-      <w:proofErr w:type="gramEnd"/>
-      <w:r>
-        <w:rPr>
-          <w:rFonts w:hint="eastAsia"/>
-          <w:szCs w:val="28"/>
-        </w:rPr>
-        <w:t>春天的野草，越行越遠它越</w:t>
-      </w:r>
-      <w:proofErr w:type="gramStart"/>
-      <w:r>
-        <w:rPr>
-          <w:rFonts w:hint="eastAsia"/>
-          <w:szCs w:val="28"/>
-        </w:rPr>
-        <w:t>是繁生</w:t>
-      </w:r>
-      <w:proofErr w:type="gramEnd"/>
-      <w:r>
-        <w:rPr>
-          <w:rFonts w:hint="eastAsia"/>
-          <w:szCs w:val="28"/>
-        </w:rPr>
-        <w:t>。</w:t>
+        <w:t>早已成群飛回，卻始終沒有帶來你的音訊；路途是那樣遙遠，遠到連想在夢裡歸去都難以實現。這離別的深深愁恨，恰如那漫山遍野的春草，無論走得再遠、行至何方，它總是在身後綿延不絕地生長出來。</w:t>
       </w:r>
     </w:p>
     <w:p>
@@ -352,47 +217,19 @@
           <w:numId w:val="35"/>
         </w:numPr>
         <w:spacing w:after="0" w:line="440" w:lineRule="exact"/>
-        <w:ind w:leftChars="0" w:right="0"/>
+        <w:ind w:leftChars="0" w:left="284" w:right="0" w:hanging="301"/>
         <w:rPr>
           <w:color w:val="0F0F0F"/>
           <w:szCs w:val="28"/>
         </w:rPr>
       </w:pPr>
-      <w:proofErr w:type="gramStart"/>
       <w:r>
         <w:rPr>
           <w:rFonts w:hint="eastAsia"/>
           <w:color w:val="0F0F0F"/>
           <w:szCs w:val="28"/>
         </w:rPr>
-        <w:t>春半</w:t>
-      </w:r>
-      <w:proofErr w:type="gramEnd"/>
-      <w:r>
-        <w:rPr>
-          <w:rFonts w:hint="eastAsia"/>
-          <w:color w:val="0F0F0F"/>
-          <w:szCs w:val="28"/>
-        </w:rPr>
-        <w:t>：即半春，春天的一半。別</w:t>
-      </w:r>
-      <w:proofErr w:type="gramStart"/>
-      <w:r>
-        <w:rPr>
-          <w:rFonts w:hint="eastAsia"/>
-          <w:color w:val="0F0F0F"/>
-          <w:szCs w:val="28"/>
-        </w:rPr>
-        <w:t>來春半</w:t>
-      </w:r>
-      <w:proofErr w:type="gramEnd"/>
-      <w:r>
-        <w:rPr>
-          <w:rFonts w:hint="eastAsia"/>
-          <w:color w:val="0F0F0F"/>
-          <w:szCs w:val="28"/>
-        </w:rPr>
-        <w:t>：意思是，自分別以來，春天已過去一半，說明時光過得很快。</w:t>
+        <w:t>春半：即半春，春天的一半。別來春半：意思是，自分別以來，春天已過去一半，說明時光過得很快。</w:t>
       </w:r>
     </w:p>
     <w:p>
@@ -403,7 +240,7 @@
           <w:numId w:val="35"/>
         </w:numPr>
         <w:spacing w:after="0" w:line="440" w:lineRule="exact"/>
-        <w:ind w:leftChars="0" w:right="0"/>
+        <w:ind w:leftChars="0" w:left="284" w:right="0" w:hanging="301"/>
         <w:rPr>
           <w:color w:val="0F0F0F"/>
           <w:szCs w:val="28"/>
@@ -442,13 +279,12 @@
           <w:numId w:val="35"/>
         </w:numPr>
         <w:spacing w:after="0" w:line="440" w:lineRule="exact"/>
-        <w:ind w:leftChars="0" w:right="0"/>
+        <w:ind w:leftChars="0" w:left="284" w:right="0" w:hanging="301"/>
         <w:rPr>
           <w:color w:val="0F0F0F"/>
           <w:szCs w:val="28"/>
         </w:rPr>
       </w:pPr>
-      <w:proofErr w:type="gramStart"/>
       <w:r>
         <w:rPr>
           <w:rFonts w:hint="eastAsia"/>
@@ -462,31 +298,7 @@
           <w:color w:val="0F0F0F"/>
           <w:szCs w:val="28"/>
         </w:rPr>
-        <w:t>下</w:t>
-      </w:r>
-      <w:proofErr w:type="gramEnd"/>
-      <w:r>
-        <w:rPr>
-          <w:color w:val="0F0F0F"/>
-          <w:szCs w:val="28"/>
-        </w:rPr>
-        <w:t>：台階下。砌，台階。</w:t>
-      </w:r>
-      <w:proofErr w:type="gramStart"/>
-      <w:r>
-        <w:rPr>
-          <w:color w:val="0F0F0F"/>
-          <w:szCs w:val="28"/>
-        </w:rPr>
-        <w:t>全句意思</w:t>
-      </w:r>
-      <w:proofErr w:type="gramEnd"/>
-      <w:r>
-        <w:rPr>
-          <w:color w:val="0F0F0F"/>
-          <w:szCs w:val="28"/>
-        </w:rPr>
-        <w:t>是，台階下飄落的白梅花猶如雪片紛飛。</w:t>
+        <w:t>下：台階下。砌，台階。全句意思是，台階下飄落的白梅花猶如雪片紛飛。</w:t>
       </w:r>
     </w:p>
     <w:p>
@@ -497,7 +309,7 @@
           <w:numId w:val="35"/>
         </w:numPr>
         <w:spacing w:after="0" w:line="440" w:lineRule="exact"/>
-        <w:ind w:leftChars="0" w:right="0"/>
+        <w:ind w:leftChars="0" w:left="284" w:right="0" w:hanging="301"/>
         <w:rPr>
           <w:color w:val="0F0F0F"/>
           <w:szCs w:val="28"/>
@@ -509,43 +321,7 @@
           <w:color w:val="0F0F0F"/>
           <w:szCs w:val="28"/>
         </w:rPr>
-        <w:t>拂了一身還滿：指把</w:t>
-      </w:r>
-      <w:proofErr w:type="gramStart"/>
-      <w:r>
-        <w:rPr>
-          <w:rFonts w:hint="eastAsia"/>
-          <w:color w:val="0F0F0F"/>
-          <w:szCs w:val="28"/>
-        </w:rPr>
-        <w:t>滿身的落梅拂</w:t>
-      </w:r>
-      <w:proofErr w:type="gramEnd"/>
-      <w:r>
-        <w:rPr>
-          <w:rFonts w:hint="eastAsia"/>
-          <w:color w:val="0F0F0F"/>
-          <w:szCs w:val="28"/>
-        </w:rPr>
-        <w:t>去了又落</w:t>
-      </w:r>
-      <w:proofErr w:type="gramStart"/>
-      <w:r>
-        <w:rPr>
-          <w:rFonts w:hint="eastAsia"/>
-          <w:color w:val="0F0F0F"/>
-          <w:szCs w:val="28"/>
-        </w:rPr>
-        <w:t>了滿身</w:t>
-      </w:r>
-      <w:proofErr w:type="gramEnd"/>
-      <w:r>
-        <w:rPr>
-          <w:rFonts w:hint="eastAsia"/>
-          <w:color w:val="0F0F0F"/>
-          <w:szCs w:val="28"/>
-        </w:rPr>
-        <w:t>。</w:t>
+        <w:t>拂了一身還滿：指把滿身的落梅拂去了又落了滿身。</w:t>
       </w:r>
     </w:p>
     <w:p>
@@ -556,101 +332,19 @@
           <w:numId w:val="35"/>
         </w:numPr>
         <w:spacing w:after="0" w:line="440" w:lineRule="exact"/>
-        <w:ind w:leftChars="0" w:right="0"/>
+        <w:ind w:leftChars="0" w:left="284" w:right="0" w:hanging="301"/>
         <w:rPr>
           <w:color w:val="0F0F0F"/>
           <w:szCs w:val="28"/>
         </w:rPr>
       </w:pPr>
-      <w:proofErr w:type="gramStart"/>
       <w:r>
         <w:rPr>
           <w:rFonts w:hint="eastAsia"/>
           <w:color w:val="0F0F0F"/>
           <w:szCs w:val="28"/>
         </w:rPr>
-        <w:t>雁來音信</w:t>
-      </w:r>
-      <w:proofErr w:type="gramEnd"/>
-      <w:r>
-        <w:rPr>
-          <w:rFonts w:hint="eastAsia"/>
-          <w:color w:val="0F0F0F"/>
-          <w:szCs w:val="28"/>
-        </w:rPr>
-        <w:t>無</w:t>
-      </w:r>
-      <w:proofErr w:type="gramStart"/>
-      <w:r>
-        <w:rPr>
-          <w:rFonts w:hint="eastAsia"/>
-          <w:color w:val="0F0F0F"/>
-          <w:szCs w:val="28"/>
-        </w:rPr>
-        <w:t>憑</w:t>
-      </w:r>
-      <w:proofErr w:type="gramEnd"/>
-      <w:r>
-        <w:rPr>
-          <w:rFonts w:hint="eastAsia"/>
-          <w:color w:val="0F0F0F"/>
-          <w:szCs w:val="28"/>
-        </w:rPr>
-        <w:t>：這句話是說鴻雁雖然來了，卻沒將書信傳來。古代有</w:t>
-      </w:r>
-      <w:proofErr w:type="gramStart"/>
-      <w:r>
-        <w:rPr>
-          <w:rFonts w:hint="eastAsia"/>
-          <w:color w:val="0F0F0F"/>
-          <w:szCs w:val="28"/>
-        </w:rPr>
-        <w:t>憑藉雁足</w:t>
-      </w:r>
-      <w:proofErr w:type="gramEnd"/>
-      <w:r>
-        <w:rPr>
-          <w:rFonts w:hint="eastAsia"/>
-          <w:color w:val="0F0F0F"/>
-          <w:szCs w:val="28"/>
-        </w:rPr>
-        <w:t>傳遞書信的故事。</w:t>
-      </w:r>
-      <w:proofErr w:type="gramStart"/>
-      <w:r>
-        <w:rPr>
-          <w:rFonts w:hint="eastAsia"/>
-          <w:color w:val="0F0F0F"/>
-          <w:szCs w:val="28"/>
-        </w:rPr>
-        <w:t>故見雁就</w:t>
-      </w:r>
-      <w:proofErr w:type="gramEnd"/>
-      <w:r>
-        <w:rPr>
-          <w:rFonts w:hint="eastAsia"/>
-          <w:color w:val="0F0F0F"/>
-          <w:szCs w:val="28"/>
-        </w:rPr>
-        <w:t>聯想到了所思之人的音信。無</w:t>
-      </w:r>
-      <w:proofErr w:type="gramStart"/>
-      <w:r>
-        <w:rPr>
-          <w:rFonts w:hint="eastAsia"/>
-          <w:color w:val="0F0F0F"/>
-          <w:szCs w:val="28"/>
-        </w:rPr>
-        <w:t>憑</w:t>
-      </w:r>
-      <w:proofErr w:type="gramEnd"/>
-      <w:r>
-        <w:rPr>
-          <w:rFonts w:hint="eastAsia"/>
-          <w:color w:val="0F0F0F"/>
-          <w:szCs w:val="28"/>
-        </w:rPr>
-        <w:t>：沒有憑證，指沒有書信。</w:t>
+        <w:t>雁來音信無憑：這句話是說鴻雁雖然來了，卻沒將書信傳來。古代有憑藉雁足傳遞書信的故事。故見雁就聯想到了所思之人的音信。</w:t>
       </w:r>
     </w:p>
     <w:p>
@@ -661,29 +355,19 @@
           <w:numId w:val="35"/>
         </w:numPr>
         <w:spacing w:after="0" w:line="440" w:lineRule="exact"/>
-        <w:ind w:leftChars="0" w:right="0"/>
+        <w:ind w:leftChars="0" w:left="284" w:right="0" w:hanging="301"/>
         <w:rPr>
           <w:color w:val="0F0F0F"/>
           <w:szCs w:val="28"/>
         </w:rPr>
       </w:pPr>
-      <w:proofErr w:type="gramStart"/>
       <w:r>
         <w:rPr>
           <w:rFonts w:hint="eastAsia"/>
           <w:color w:val="0F0F0F"/>
           <w:szCs w:val="28"/>
         </w:rPr>
-        <w:t>歸夢難</w:t>
-      </w:r>
-      <w:proofErr w:type="gramEnd"/>
-      <w:r>
-        <w:rPr>
-          <w:rFonts w:hint="eastAsia"/>
-          <w:color w:val="0F0F0F"/>
-          <w:szCs w:val="28"/>
-        </w:rPr>
-        <w:t>成：指有家難回。</w:t>
+        <w:t>無憑：沒有憑證，指沒有書信。</w:t>
       </w:r>
     </w:p>
     <w:p>
@@ -694,8 +378,9 @@
           <w:numId w:val="35"/>
         </w:numPr>
         <w:spacing w:after="0" w:line="440" w:lineRule="exact"/>
-        <w:ind w:leftChars="0" w:right="0"/>
-        <w:rPr>
+        <w:ind w:leftChars="0" w:left="284" w:right="0" w:hanging="301"/>
+        <w:rPr>
+          <w:color w:val="0F0F0F"/>
           <w:szCs w:val="28"/>
         </w:rPr>
       </w:pPr>
@@ -705,7 +390,29 @@
           <w:color w:val="0F0F0F"/>
           <w:szCs w:val="28"/>
         </w:rPr>
-        <w:t>更行更遠還生：更行更遠，指行程越遠。更，越。還生，還是生得很多。還，仍然，還是。</w:t>
+        <w:t>歸夢難成：指有家難回。</w:t>
+      </w:r>
+    </w:p>
+    <w:p>
+      <w:pPr>
+        <w:pStyle w:val="aa"/>
+        <w:numPr>
+          <w:ilvl w:val="0"/>
+          <w:numId w:val="35"/>
+        </w:numPr>
+        <w:spacing w:after="0" w:line="440" w:lineRule="exact"/>
+        <w:ind w:leftChars="0" w:left="284" w:right="0" w:hanging="301"/>
+        <w:rPr>
+          <w:szCs w:val="28"/>
+        </w:rPr>
+      </w:pPr>
+      <w:r>
+        <w:rPr>
+          <w:rFonts w:hint="eastAsia"/>
+          <w:color w:val="0F0F0F"/>
+          <w:szCs w:val="28"/>
+        </w:rPr>
+        <w:t>更行更遠還生：更，越。還生，還是生得很多。還，仍然，還是。</w:t>
       </w:r>
     </w:p>
     <w:p>
@@ -876,30 +583,21 @@
           <w:szCs w:val="28"/>
           <w:u w:val="single"/>
         </w:rPr>
-        <w:t>從</w:t>
-      </w:r>
-      <w:proofErr w:type="gramStart"/>
+        <w:t>從善</w:t>
+      </w:r>
+      <w:r>
+        <w:rPr>
+          <w:szCs w:val="28"/>
+        </w:rPr>
+        <w:t>入</w:t>
+      </w:r>
       <w:r>
         <w:rPr>
           <w:szCs w:val="28"/>
           <w:u w:val="single"/>
         </w:rPr>
-        <w:t>善</w:t>
-      </w:r>
-      <w:r>
-        <w:rPr>
-          <w:szCs w:val="28"/>
-        </w:rPr>
-        <w:t>入</w:t>
-      </w:r>
-      <w:r>
-        <w:rPr>
-          <w:szCs w:val="28"/>
-          <w:u w:val="single"/>
-        </w:rPr>
         <w:t>宋</w:t>
       </w:r>
-      <w:proofErr w:type="gramEnd"/>
       <w:r>
         <w:rPr>
           <w:szCs w:val="28"/>
@@ -942,6 +640,7 @@
       <w:pPr>
         <w:spacing w:after="0" w:line="440" w:lineRule="exact"/>
         <w:ind w:left="-6" w:right="0" w:hanging="11"/>
+        <w:jc w:val="both"/>
         <w:rPr>
           <w:bCs/>
           <w:szCs w:val="28"/>
@@ -957,17 +656,87 @@
       </w:r>
       <w:r>
         <w:rPr>
+          <w:bCs/>
+          <w:szCs w:val="28"/>
+          <w:u w:val="single"/>
+        </w:rPr>
+        <w:t>李煜</w:t>
+      </w:r>
+      <w:r>
+        <w:rPr>
+          <w:bCs/>
+          <w:szCs w:val="28"/>
+        </w:rPr>
+        <w:t>這首《清平樂》，是國破家亡前夕寫下的傷逝名篇，將無形的離愁別恨，刻畫得極具視覺衝擊與心靈震撼。</w:t>
+      </w:r>
+    </w:p>
+    <w:p>
+      <w:pPr>
+        <w:spacing w:after="0" w:line="440" w:lineRule="exact"/>
+        <w:ind w:left="-6" w:right="0" w:hanging="11"/>
+        <w:jc w:val="both"/>
+        <w:rPr>
+          <w:bCs/>
+          <w:szCs w:val="28"/>
+        </w:rPr>
+      </w:pPr>
+      <w:r>
+        <w:rPr>
           <w:rFonts w:hint="eastAsia"/>
           <w:bCs/>
           <w:szCs w:val="28"/>
         </w:rPr>
-        <w:t>這首《清平樂》，表現了作者在惱人的春色中，觸景生情，思念離家在外的親人。</w:t>
+        <w:t xml:space="preserve">　　</w:t>
+      </w:r>
+      <w:r>
+        <w:rPr>
+          <w:bCs/>
+          <w:szCs w:val="28"/>
+        </w:rPr>
+        <w:t>詞的開篇「別來春半，觸目柔腸斷」，以直抒</w:t>
+      </w:r>
+      <w:r>
+        <w:rPr>
+          <w:b/>
+          <w:szCs w:val="28"/>
+        </w:rPr>
+        <w:t>胸臆</w:t>
+      </w:r>
+      <w:r>
+        <w:rPr>
+          <w:bCs/>
+          <w:szCs w:val="28"/>
+        </w:rPr>
+        <w:t>的手法點明時序與心境。流光容易把人拋，「春半」不僅標誌著時光的流逝，更暗示離愁已積壓許久。隨後「砌下落梅如雪亂，拂了一身還滿」兩句，堪稱</w:t>
+      </w:r>
+      <w:r>
+        <w:rPr>
+          <w:b/>
+          <w:szCs w:val="28"/>
+        </w:rPr>
+        <w:t>神來之筆</w:t>
+      </w:r>
+      <w:r>
+        <w:rPr>
+          <w:bCs/>
+          <w:szCs w:val="28"/>
+        </w:rPr>
+        <w:t>。詞人將滿腹紊亂的情緒，投影在階前飄零的梅花上。「如雪亂」描繪出紛飛花落的動態與內心的紛亂；而「拂</w:t>
+      </w:r>
+      <w:r>
+        <w:rPr>
+          <w:bCs/>
+          <w:szCs w:val="28"/>
+        </w:rPr>
+        <w:lastRenderedPageBreak/>
+        <w:t>了一身還滿」這個生活化的動作，更是把「欲排解愁思卻終究不可得」的無力感，寫得極其傳神——花落拂之復來，正如愁緒揮之不去。</w:t>
       </w:r>
     </w:p>
     <w:p>
       <w:pPr>
         <w:spacing w:after="0" w:line="440" w:lineRule="exact"/>
         <w:ind w:left="-6" w:right="0" w:hanging="11"/>
+        <w:jc w:val="both"/>
         <w:rPr>
           <w:bCs/>
           <w:szCs w:val="28"/>
@@ -979,7 +748,7 @@
           <w:bCs/>
           <w:szCs w:val="28"/>
         </w:rPr>
-        <w:t xml:space="preserve">    </w:t>
+        <w:t xml:space="preserve">　　</w:t>
       </w:r>
       <w:r>
         <w:rPr>
@@ -987,16 +756,49 @@
           <w:bCs/>
           <w:szCs w:val="28"/>
         </w:rPr>
-        <w:t>詞的上片，開篇</w:t>
-      </w:r>
-      <w:proofErr w:type="gramStart"/>
+        <w:t>下片由寫景轉入抒情，進一步拓深離別的絕望。「雁來音信無憑」借鴻雁傳書的典故，道出期盼落空的孤寂；「路遙歸夢難成」則將現實的阻隔延伸至夢境，連最後微小的寄託都被殘酷剝奪。</w:t>
+      </w:r>
+    </w:p>
+    <w:p>
+      <w:pPr>
+        <w:spacing w:after="0" w:line="440" w:lineRule="exact"/>
+        <w:ind w:left="-6" w:right="0" w:hanging="11"/>
+        <w:jc w:val="both"/>
+        <w:rPr>
+          <w:bCs/>
+          <w:szCs w:val="28"/>
+        </w:rPr>
+      </w:pPr>
       <w:r>
         <w:rPr>
           <w:rFonts w:hint="eastAsia"/>
           <w:bCs/>
           <w:szCs w:val="28"/>
         </w:rPr>
-        <w:t>即直抒</w:t>
+        <w:t xml:space="preserve">　　</w:t>
+      </w:r>
+      <w:r>
+        <w:rPr>
+          <w:rFonts w:hint="eastAsia"/>
+          <w:bCs/>
+          <w:szCs w:val="28"/>
+        </w:rPr>
+        <w:t>結句「離恨恰如春草，更行更遠還生」，更是千古傳誦的名句。詞人巧妙運用了比喻的手法，將抽象、無形的「離恨」，具象化為隨處可見、野火燒不盡的「春草」</w:t>
+      </w:r>
+      <w:r>
+        <w:rPr>
+          <w:bCs/>
+          <w:szCs w:val="28"/>
+        </w:rPr>
+        <w:br/>
+      </w:r>
+      <w:r>
+        <w:rPr>
+          <w:rFonts w:hint="eastAsia"/>
+          <w:bCs/>
+          <w:szCs w:val="28"/>
+        </w:rPr>
+        <w:t>。無論步伐邁向多遠的異鄉，心中的愁思就像路邊生生不息的野草一般，蔓延滋長，</w:t>
       </w:r>
       <w:r>
         <w:rPr>
@@ -1004,410 +806,14 @@
           <w:b/>
           <w:szCs w:val="28"/>
         </w:rPr>
-        <w:t>胸臆</w:t>
-      </w:r>
-      <w:proofErr w:type="gramEnd"/>
+        <w:t>無始無終</w:t>
+      </w:r>
       <w:r>
         <w:rPr>
           <w:rFonts w:hint="eastAsia"/>
           <w:bCs/>
           <w:szCs w:val="28"/>
         </w:rPr>
-        <w:t>、毫無遮攔地道出</w:t>
-      </w:r>
-      <w:r>
-        <w:rPr>
-          <w:rFonts w:hint="eastAsia"/>
-          <w:b/>
-          <w:szCs w:val="28"/>
-        </w:rPr>
-        <w:t>抑</w:t>
-      </w:r>
-      <w:r>
-        <w:rPr>
-          <w:rFonts w:hint="eastAsia"/>
-          <w:b/>
-          <w:szCs w:val="28"/>
-        </w:rPr>
-        <w:t>鬱</w:t>
-      </w:r>
-      <w:r>
-        <w:rPr>
-          <w:rFonts w:hint="eastAsia"/>
-          <w:bCs/>
-          <w:szCs w:val="28"/>
-        </w:rPr>
-        <w:t>於心的離愁別恨。一個“別”字，是</w:t>
-      </w:r>
-      <w:r>
-        <w:rPr>
-          <w:rFonts w:hint="eastAsia"/>
-          <w:b/>
-          <w:szCs w:val="28"/>
-        </w:rPr>
-        <w:t>起意</w:t>
-      </w:r>
-      <w:r>
-        <w:rPr>
-          <w:rFonts w:hint="eastAsia"/>
-          <w:bCs/>
-          <w:szCs w:val="28"/>
-        </w:rPr>
-        <w:t>，也是</w:t>
-      </w:r>
-      <w:r>
-        <w:rPr>
-          <w:rFonts w:hint="eastAsia"/>
-          <w:b/>
-          <w:szCs w:val="28"/>
-        </w:rPr>
-        <w:t>點題</w:t>
-      </w:r>
-      <w:r>
-        <w:rPr>
-          <w:rFonts w:hint="eastAsia"/>
-          <w:bCs/>
-          <w:szCs w:val="28"/>
-        </w:rPr>
-        <w:t>，單刀直入，緊扣人心。</w:t>
-      </w:r>
-      <w:r>
-        <w:rPr>
-          <w:rFonts w:hint="eastAsia"/>
-          <w:bCs/>
-          <w:szCs w:val="28"/>
-          <w:u w:val="single"/>
-        </w:rPr>
-        <w:t>李煜</w:t>
-      </w:r>
-      <w:r>
-        <w:rPr>
-          <w:rFonts w:hint="eastAsia"/>
-          <w:bCs/>
-          <w:szCs w:val="28"/>
-        </w:rPr>
-        <w:t>前期作品中因各種原因，這種</w:t>
-      </w:r>
-      <w:proofErr w:type="gramStart"/>
-      <w:r>
-        <w:rPr>
-          <w:rFonts w:hint="eastAsia"/>
-          <w:bCs/>
-          <w:szCs w:val="28"/>
-        </w:rPr>
-        <w:t>開篇直抒胸臆</w:t>
-      </w:r>
-      <w:proofErr w:type="gramEnd"/>
-      <w:r>
-        <w:rPr>
-          <w:rFonts w:hint="eastAsia"/>
-          <w:bCs/>
-          <w:szCs w:val="28"/>
-        </w:rPr>
-        <w:t>的不多，但中、後期作品中不少，想必是生活際遇之大變，作者的感情已如</w:t>
-      </w:r>
-      <w:proofErr w:type="gramStart"/>
-      <w:r>
-        <w:rPr>
-          <w:rFonts w:hint="eastAsia"/>
-          <w:bCs/>
-          <w:szCs w:val="28"/>
-        </w:rPr>
-        <w:t>洪水注池</w:t>
-      </w:r>
-      <w:proofErr w:type="gramEnd"/>
-      <w:r>
-        <w:rPr>
-          <w:rFonts w:hint="eastAsia"/>
-          <w:bCs/>
-          <w:szCs w:val="28"/>
-        </w:rPr>
-        <w:t>、</w:t>
-      </w:r>
-      <w:proofErr w:type="gramStart"/>
-      <w:r>
-        <w:rPr>
-          <w:rFonts w:hint="eastAsia"/>
-          <w:bCs/>
-          <w:szCs w:val="28"/>
-        </w:rPr>
-        <w:t>不</w:t>
-      </w:r>
-      <w:proofErr w:type="gramEnd"/>
-      <w:r>
-        <w:rPr>
-          <w:rFonts w:hint="eastAsia"/>
-          <w:b/>
-          <w:szCs w:val="28"/>
-        </w:rPr>
-        <w:t>泄</w:t>
-      </w:r>
-      <w:r>
-        <w:rPr>
-          <w:rFonts w:hint="eastAsia"/>
-          <w:bCs/>
-          <w:szCs w:val="28"/>
-        </w:rPr>
-        <w:t>不行。“春半”有人</w:t>
-      </w:r>
-      <w:r>
-        <w:rPr>
-          <w:rFonts w:hint="eastAsia"/>
-          <w:bCs/>
-          <w:szCs w:val="28"/>
-        </w:rPr>
-        <w:t>解</w:t>
-      </w:r>
-      <w:r>
-        <w:rPr>
-          <w:rFonts w:hint="eastAsia"/>
-          <w:bCs/>
-          <w:szCs w:val="28"/>
-        </w:rPr>
-        <w:t>釋為春已過半，有理，但如</w:t>
-      </w:r>
-      <w:r>
-        <w:rPr>
-          <w:rFonts w:hint="eastAsia"/>
-          <w:bCs/>
-          <w:szCs w:val="28"/>
-        </w:rPr>
-        <w:t>解</w:t>
-      </w:r>
-      <w:r>
-        <w:rPr>
-          <w:rFonts w:hint="eastAsia"/>
-          <w:bCs/>
-          <w:szCs w:val="28"/>
-        </w:rPr>
-        <w:t>釋為</w:t>
-      </w:r>
-      <w:proofErr w:type="gramStart"/>
-      <w:r>
-        <w:rPr>
-          <w:rFonts w:hint="eastAsia"/>
-          <w:bCs/>
-          <w:szCs w:val="28"/>
-        </w:rPr>
-        <w:t>相別半春</w:t>
-      </w:r>
-      <w:proofErr w:type="gramEnd"/>
-      <w:r>
-        <w:rPr>
-          <w:rFonts w:hint="eastAsia"/>
-          <w:bCs/>
-          <w:szCs w:val="28"/>
-        </w:rPr>
-        <w:t>，亦有據，</w:t>
-      </w:r>
-      <w:proofErr w:type="gramStart"/>
-      <w:r>
-        <w:rPr>
-          <w:rFonts w:hint="eastAsia"/>
-          <w:bCs/>
-          <w:szCs w:val="28"/>
-        </w:rPr>
-        <w:t>兩義並</w:t>
-      </w:r>
-      <w:proofErr w:type="gramEnd"/>
-      <w:r>
-        <w:rPr>
-          <w:rFonts w:hint="eastAsia"/>
-          <w:bCs/>
-          <w:szCs w:val="28"/>
-        </w:rPr>
-        <w:t>取也無不可。接</w:t>
-      </w:r>
-      <w:proofErr w:type="gramStart"/>
-      <w:r>
-        <w:rPr>
-          <w:rFonts w:hint="eastAsia"/>
-          <w:bCs/>
-          <w:szCs w:val="28"/>
-        </w:rPr>
-        <w:t>下二句承“觸目”</w:t>
-      </w:r>
-      <w:proofErr w:type="gramEnd"/>
-      <w:r>
-        <w:rPr>
-          <w:rFonts w:hint="eastAsia"/>
-          <w:bCs/>
-          <w:szCs w:val="28"/>
-        </w:rPr>
-        <w:t>來，“砌下落梅如雪亂”突出一個“亂”字，既寫出了主人公獨立</w:t>
-      </w:r>
-      <w:proofErr w:type="gramStart"/>
-      <w:r>
-        <w:rPr>
-          <w:rFonts w:hint="eastAsia"/>
-          <w:bCs/>
-          <w:szCs w:val="28"/>
-        </w:rPr>
-        <w:t>無語卻又</w:t>
-      </w:r>
-      <w:proofErr w:type="gramEnd"/>
-      <w:r>
-        <w:rPr>
-          <w:rFonts w:hint="eastAsia"/>
-          <w:bCs/>
-          <w:szCs w:val="28"/>
-        </w:rPr>
-        <w:t>心亂如麻，也</w:t>
-      </w:r>
-      <w:proofErr w:type="gramStart"/>
-      <w:r>
-        <w:rPr>
-          <w:rFonts w:hint="eastAsia"/>
-          <w:bCs/>
-          <w:szCs w:val="28"/>
-        </w:rPr>
-        <w:t>寫出了觸景傷情的獨特</w:t>
-      </w:r>
-      <w:proofErr w:type="gramEnd"/>
-      <w:r>
-        <w:rPr>
-          <w:rFonts w:hint="eastAsia"/>
-          <w:bCs/>
-          <w:szCs w:val="28"/>
-        </w:rPr>
-        <w:t>感受，用生動的</w:t>
-      </w:r>
-      <w:proofErr w:type="gramStart"/>
-      <w:r>
-        <w:rPr>
-          <w:rFonts w:hint="eastAsia"/>
-          <w:bCs/>
-          <w:szCs w:val="28"/>
-        </w:rPr>
-        <w:t>比喻愁情</w:t>
-      </w:r>
-      <w:proofErr w:type="gramEnd"/>
-      <w:r>
-        <w:rPr>
-          <w:rFonts w:hint="eastAsia"/>
-          <w:bCs/>
-          <w:szCs w:val="28"/>
-        </w:rPr>
-        <w:t>。“拂了一身還滿”，前有“拂”字，顯見主人公</w:t>
-      </w:r>
-      <w:r>
-        <w:rPr>
-          <w:rFonts w:hint="eastAsia"/>
-          <w:bCs/>
-          <w:szCs w:val="28"/>
-        </w:rPr>
-        <w:t>雖然想要克制情感</w:t>
-      </w:r>
-      <w:r>
-        <w:rPr>
-          <w:rFonts w:hint="eastAsia"/>
-          <w:bCs/>
-          <w:szCs w:val="28"/>
-        </w:rPr>
-        <w:t>，但一個“滿”字，卻</w:t>
-      </w:r>
-      <w:r>
-        <w:rPr>
-          <w:rFonts w:hint="eastAsia"/>
-          <w:bCs/>
-          <w:szCs w:val="28"/>
-        </w:rPr>
-        <w:t>又讓</w:t>
-      </w:r>
-      <w:r>
-        <w:rPr>
-          <w:rFonts w:hint="eastAsia"/>
-          <w:bCs/>
-          <w:szCs w:val="28"/>
-        </w:rPr>
-        <w:t>主人公</w:t>
-      </w:r>
-      <w:r>
-        <w:rPr>
-          <w:rFonts w:hint="eastAsia"/>
-          <w:bCs/>
-          <w:szCs w:val="28"/>
-        </w:rPr>
-        <w:t>陷入</w:t>
-      </w:r>
-      <w:r>
-        <w:rPr>
-          <w:rFonts w:hint="eastAsia"/>
-          <w:bCs/>
-          <w:szCs w:val="28"/>
-        </w:rPr>
-        <w:t>那種無奈之苦、企盼之情、思念之深</w:t>
-      </w:r>
-      <w:r>
-        <w:rPr>
-          <w:rFonts w:hint="eastAsia"/>
-          <w:bCs/>
-          <w:szCs w:val="28"/>
-        </w:rPr>
-        <w:t>的</w:t>
-      </w:r>
-      <w:proofErr w:type="gramStart"/>
-      <w:r>
-        <w:rPr>
-          <w:rFonts w:hint="eastAsia"/>
-          <w:bCs/>
-          <w:szCs w:val="28"/>
-        </w:rPr>
-        <w:t>漩</w:t>
-      </w:r>
-      <w:proofErr w:type="gramEnd"/>
-      <w:r>
-        <w:rPr>
-          <w:rFonts w:hint="eastAsia"/>
-          <w:bCs/>
-          <w:szCs w:val="28"/>
-        </w:rPr>
-        <w:t>(</w:t>
-      </w:r>
-      <w:proofErr w:type="gramStart"/>
-      <w:r>
-        <w:rPr>
-          <w:rFonts w:hint="eastAsia"/>
-          <w:bCs/>
-          <w:color w:val="FF0000"/>
-          <w:sz w:val="16"/>
-          <w:szCs w:val="16"/>
-        </w:rPr>
-        <w:t>ㄒㄩㄢˊ</w:t>
-      </w:r>
-      <w:proofErr w:type="gramEnd"/>
-      <w:r>
-        <w:rPr>
-          <w:rFonts w:hint="eastAsia"/>
-          <w:bCs/>
-          <w:szCs w:val="28"/>
-        </w:rPr>
-        <w:t>)</w:t>
-      </w:r>
-      <w:proofErr w:type="gramStart"/>
-      <w:r>
-        <w:rPr>
-          <w:rFonts w:hint="eastAsia"/>
-          <w:bCs/>
-          <w:szCs w:val="28"/>
-        </w:rPr>
-        <w:t>渦</w:t>
-      </w:r>
-      <w:proofErr w:type="gramEnd"/>
-      <w:r>
-        <w:rPr>
-          <w:rFonts w:hint="eastAsia"/>
-          <w:bCs/>
-          <w:szCs w:val="28"/>
-        </w:rPr>
-        <w:t>中</w:t>
-      </w:r>
-      <w:r>
-        <w:rPr>
-          <w:rFonts w:hint="eastAsia"/>
-          <w:bCs/>
-          <w:szCs w:val="28"/>
-        </w:rPr>
         <w:t>。</w:t>
       </w:r>
     </w:p>
@@ -1415,591 +821,116 @@
       <w:pPr>
         <w:spacing w:after="0" w:line="440" w:lineRule="exact"/>
         <w:ind w:left="-6" w:right="0" w:hanging="11"/>
-        <w:rPr>
-          <w:bCs/>
-          <w:szCs w:val="28"/>
-        </w:rPr>
-      </w:pPr>
-      <w:r>
-        <w:rPr>
-          <w:rFonts w:hint="eastAsia"/>
-          <w:bCs/>
-          <w:szCs w:val="28"/>
-        </w:rPr>
-        <w:lastRenderedPageBreak/>
-        <w:t xml:space="preserve">    </w:t>
-      </w:r>
-      <w:r>
-        <w:rPr>
-          <w:rFonts w:hint="eastAsia"/>
-          <w:bCs/>
-          <w:szCs w:val="28"/>
-        </w:rPr>
-        <w:t>他之所以久久地站在花下，是因為在思念遠方的親人。“雁來”兩句把思念具體化。寫出</w:t>
-      </w:r>
-      <w:proofErr w:type="gramStart"/>
-      <w:r>
-        <w:rPr>
-          <w:rFonts w:hint="eastAsia"/>
-          <w:bCs/>
-          <w:szCs w:val="28"/>
-        </w:rPr>
-        <w:t>作者盼信</w:t>
-      </w:r>
-      <w:proofErr w:type="gramEnd"/>
-      <w:r>
-        <w:rPr>
-          <w:rFonts w:hint="eastAsia"/>
-          <w:bCs/>
-          <w:szCs w:val="28"/>
-        </w:rPr>
-        <w:t>，並希望能在夢中見到親人。古代有</w:t>
-      </w:r>
-      <w:hyperlink r:id="rId8" w:history="1">
-        <w:proofErr w:type="gramStart"/>
-        <w:r>
-          <w:rPr>
-            <w:rStyle w:val="a8"/>
-            <w:rFonts w:hint="eastAsia"/>
-            <w:bCs/>
-            <w:szCs w:val="28"/>
-          </w:rPr>
-          <w:t>大雁傳書</w:t>
-        </w:r>
-        <w:proofErr w:type="gramEnd"/>
-      </w:hyperlink>
-      <w:r>
-        <w:rPr>
-          <w:rFonts w:hint="eastAsia"/>
-          <w:bCs/>
-          <w:szCs w:val="28"/>
-        </w:rPr>
-        <w:t>的故事。</w:t>
-      </w:r>
-      <w:r>
-        <w:rPr>
-          <w:rFonts w:hint="eastAsia"/>
-          <w:bCs/>
-          <w:szCs w:val="28"/>
-          <w:u w:val="single"/>
-        </w:rPr>
-        <w:t>西漢</w:t>
-      </w:r>
-      <w:r>
-        <w:rPr>
-          <w:rFonts w:hint="eastAsia"/>
-          <w:bCs/>
-          <w:szCs w:val="28"/>
-        </w:rPr>
-        <w:t>時，</w:t>
-      </w:r>
-      <w:r>
-        <w:rPr>
-          <w:rFonts w:hint="eastAsia"/>
-          <w:bCs/>
-          <w:szCs w:val="28"/>
-          <w:u w:val="single"/>
-        </w:rPr>
-        <w:t>蘇武</w:t>
-      </w:r>
-      <w:r>
-        <w:rPr>
-          <w:rFonts w:hint="eastAsia"/>
-          <w:bCs/>
-          <w:szCs w:val="28"/>
-        </w:rPr>
-        <w:t>出使北方，被</w:t>
-      </w:r>
-      <w:r>
-        <w:rPr>
-          <w:rFonts w:hint="eastAsia"/>
-          <w:bCs/>
-          <w:szCs w:val="28"/>
-          <w:u w:val="single"/>
-        </w:rPr>
-        <w:t>匈奴</w:t>
-      </w:r>
-      <w:r>
-        <w:rPr>
-          <w:rFonts w:hint="eastAsia"/>
-          <w:bCs/>
-          <w:szCs w:val="28"/>
-        </w:rPr>
-        <w:t>扣留多年。但他堅貞不屈。</w:t>
-      </w:r>
-      <w:proofErr w:type="gramStart"/>
-      <w:r>
-        <w:rPr>
-          <w:rFonts w:hint="eastAsia"/>
-          <w:bCs/>
-          <w:szCs w:val="28"/>
-          <w:u w:val="single"/>
-        </w:rPr>
-        <w:t>漢昭帝</w:t>
-      </w:r>
-      <w:r>
-        <w:rPr>
-          <w:rFonts w:hint="eastAsia"/>
-          <w:bCs/>
-          <w:szCs w:val="28"/>
-        </w:rPr>
-        <w:t>派使臣</w:t>
-      </w:r>
-      <w:proofErr w:type="gramEnd"/>
-      <w:r>
-        <w:rPr>
-          <w:rFonts w:hint="eastAsia"/>
-          <w:bCs/>
-          <w:szCs w:val="28"/>
-        </w:rPr>
-        <w:t>要</w:t>
-      </w:r>
-      <w:r>
-        <w:rPr>
-          <w:rFonts w:hint="eastAsia"/>
-          <w:bCs/>
-          <w:szCs w:val="28"/>
-          <w:u w:val="single"/>
-        </w:rPr>
-        <w:t>匈奴</w:t>
-      </w:r>
-      <w:r>
-        <w:rPr>
-          <w:rFonts w:hint="eastAsia"/>
-          <w:bCs/>
-          <w:szCs w:val="28"/>
-        </w:rPr>
-        <w:t>釋放</w:t>
-      </w:r>
-      <w:r>
-        <w:rPr>
-          <w:rFonts w:hint="eastAsia"/>
-          <w:bCs/>
-          <w:szCs w:val="28"/>
-          <w:u w:val="single"/>
-        </w:rPr>
-        <w:t>蘇武</w:t>
-      </w:r>
-      <w:r>
-        <w:rPr>
-          <w:rFonts w:hint="eastAsia"/>
-          <w:bCs/>
-          <w:szCs w:val="28"/>
-        </w:rPr>
-        <w:t>，</w:t>
-      </w:r>
-      <w:r>
-        <w:rPr>
-          <w:rFonts w:hint="eastAsia"/>
-          <w:bCs/>
-          <w:szCs w:val="28"/>
-          <w:u w:val="single"/>
-        </w:rPr>
-        <w:t>匈奴</w:t>
-      </w:r>
-      <w:r>
-        <w:rPr>
-          <w:rFonts w:hint="eastAsia"/>
-          <w:bCs/>
-          <w:szCs w:val="28"/>
-        </w:rPr>
-        <w:t>謊說</w:t>
-      </w:r>
-      <w:r>
-        <w:rPr>
-          <w:rFonts w:hint="eastAsia"/>
-          <w:bCs/>
-          <w:szCs w:val="28"/>
-          <w:u w:val="single"/>
-        </w:rPr>
-        <w:t>蘇武</w:t>
-      </w:r>
-      <w:r>
-        <w:rPr>
-          <w:rFonts w:hint="eastAsia"/>
-          <w:bCs/>
-          <w:szCs w:val="28"/>
-        </w:rPr>
-        <w:t>已死。</w:t>
-      </w:r>
-      <w:proofErr w:type="gramStart"/>
-      <w:r>
-        <w:rPr>
-          <w:rFonts w:hint="eastAsia"/>
-          <w:bCs/>
-          <w:szCs w:val="28"/>
-        </w:rPr>
-        <w:t>使臣知</w:t>
-      </w:r>
-      <w:proofErr w:type="gramEnd"/>
-      <w:r>
-        <w:rPr>
-          <w:rFonts w:hint="eastAsia"/>
-          <w:bCs/>
-          <w:szCs w:val="28"/>
-          <w:u w:val="single"/>
-        </w:rPr>
-        <w:t>蘇武</w:t>
-      </w:r>
-      <w:r>
-        <w:rPr>
-          <w:rFonts w:hint="eastAsia"/>
-          <w:bCs/>
-          <w:szCs w:val="28"/>
-        </w:rPr>
-        <w:t>未死，假稱</w:t>
-      </w:r>
-      <w:proofErr w:type="gramStart"/>
-      <w:r>
-        <w:rPr>
-          <w:rFonts w:hint="eastAsia"/>
-          <w:bCs/>
-          <w:szCs w:val="28"/>
-        </w:rPr>
-        <w:t>皇帝曾射下</w:t>
-      </w:r>
-      <w:proofErr w:type="gramEnd"/>
-      <w:r>
-        <w:rPr>
-          <w:rFonts w:hint="eastAsia"/>
-          <w:bCs/>
-          <w:szCs w:val="28"/>
-        </w:rPr>
-        <w:t>大雁，</w:t>
-      </w:r>
-      <w:proofErr w:type="gramStart"/>
-      <w:r>
-        <w:rPr>
-          <w:rFonts w:hint="eastAsia"/>
-          <w:bCs/>
-          <w:szCs w:val="28"/>
-        </w:rPr>
-        <w:t>雁足上</w:t>
-      </w:r>
-      <w:r>
-        <w:rPr>
-          <w:rFonts w:hint="eastAsia"/>
-          <w:bCs/>
-          <w:szCs w:val="28"/>
-        </w:rPr>
-        <w:t>繫(</w:t>
-      </w:r>
-      <w:r>
-        <w:rPr>
-          <w:rFonts w:hint="eastAsia"/>
-          <w:bCs/>
-          <w:color w:val="FF0000"/>
-          <w:sz w:val="16"/>
-          <w:szCs w:val="16"/>
-        </w:rPr>
-        <w:t>ㄒㄧˋ</w:t>
-      </w:r>
-      <w:proofErr w:type="gramEnd"/>
-      <w:r>
-        <w:rPr>
-          <w:rFonts w:hint="eastAsia"/>
-          <w:bCs/>
-          <w:szCs w:val="28"/>
-        </w:rPr>
-        <w:t>)</w:t>
-      </w:r>
-      <w:r>
-        <w:rPr>
-          <w:rFonts w:hint="eastAsia"/>
-          <w:bCs/>
-          <w:szCs w:val="28"/>
-        </w:rPr>
-        <w:t>有</w:t>
-      </w:r>
-      <w:r>
-        <w:rPr>
-          <w:rFonts w:hint="eastAsia"/>
-          <w:bCs/>
-          <w:szCs w:val="28"/>
-          <w:u w:val="single"/>
-        </w:rPr>
-        <w:t>蘇武</w:t>
-      </w:r>
-      <w:r>
-        <w:rPr>
-          <w:rFonts w:hint="eastAsia"/>
-          <w:bCs/>
-          <w:szCs w:val="28"/>
-        </w:rPr>
-        <w:t>的書信說他正在</w:t>
-      </w:r>
-      <w:r>
-        <w:rPr>
-          <w:rFonts w:hint="eastAsia"/>
-          <w:bCs/>
-          <w:szCs w:val="28"/>
-          <w:u w:val="single"/>
-        </w:rPr>
-        <w:t>匈奴</w:t>
-      </w:r>
-      <w:r>
-        <w:rPr>
-          <w:rFonts w:hint="eastAsia"/>
-          <w:bCs/>
-          <w:szCs w:val="28"/>
-        </w:rPr>
-        <w:t>的某地。</w:t>
-      </w:r>
-      <w:r>
-        <w:rPr>
-          <w:rFonts w:hint="eastAsia"/>
-          <w:bCs/>
-          <w:szCs w:val="28"/>
-          <w:u w:val="single"/>
-        </w:rPr>
-        <w:t>匈奴</w:t>
-      </w:r>
-      <w:r>
-        <w:rPr>
-          <w:rFonts w:hint="eastAsia"/>
-          <w:bCs/>
-          <w:szCs w:val="28"/>
-        </w:rPr>
-        <w:t>聽了，只得將</w:t>
-      </w:r>
-      <w:r>
-        <w:rPr>
-          <w:rFonts w:hint="eastAsia"/>
-          <w:bCs/>
-          <w:szCs w:val="28"/>
-          <w:u w:val="single"/>
-        </w:rPr>
-        <w:t>蘇武</w:t>
-      </w:r>
-      <w:r>
-        <w:rPr>
-          <w:rFonts w:hint="eastAsia"/>
-          <w:bCs/>
-          <w:szCs w:val="28"/>
-        </w:rPr>
-        <w:t>放回。所以作者說，他看到</w:t>
-      </w:r>
-      <w:proofErr w:type="gramStart"/>
-      <w:r>
-        <w:rPr>
-          <w:rFonts w:hint="eastAsia"/>
-          <w:bCs/>
-          <w:szCs w:val="28"/>
-        </w:rPr>
-        <w:t>大雁</w:t>
-      </w:r>
-      <w:r>
-        <w:rPr>
-          <w:rFonts w:hint="eastAsia"/>
-          <w:b/>
-          <w:szCs w:val="28"/>
-        </w:rPr>
-        <w:t>橫空</w:t>
-      </w:r>
-      <w:r>
-        <w:rPr>
-          <w:rFonts w:hint="eastAsia"/>
-          <w:bCs/>
-          <w:szCs w:val="28"/>
-        </w:rPr>
-        <w:t>飛過</w:t>
-      </w:r>
-      <w:proofErr w:type="gramEnd"/>
-      <w:r>
-        <w:rPr>
-          <w:rFonts w:hint="eastAsia"/>
-          <w:bCs/>
-          <w:szCs w:val="28"/>
-        </w:rPr>
-        <w:t>，為它沒有給自己帶來書信而感到失望。他又構想，和親人在夢中相會，但“路遙歸夢難成”，距離實在是太遙遠了，恐怕他的親人在夢中也難以回來。古人認為人們在夢境中往往是相通的。對方</w:t>
-      </w:r>
-      <w:r>
-        <w:rPr>
-          <w:rFonts w:hint="eastAsia"/>
-          <w:bCs/>
-          <w:szCs w:val="28"/>
-        </w:rPr>
-        <w:t>做</w:t>
-      </w:r>
-      <w:r>
-        <w:rPr>
-          <w:rFonts w:hint="eastAsia"/>
-          <w:bCs/>
-          <w:szCs w:val="28"/>
-        </w:rPr>
-        <w:t>不成“歸夢”，自己也就夢不到對方了。夢中一見都不可能，思念萬分之情</w:t>
-      </w:r>
-      <w:r>
-        <w:rPr>
-          <w:rFonts w:hint="eastAsia"/>
-          <w:b/>
-          <w:szCs w:val="28"/>
-        </w:rPr>
-        <w:t>溢於言表</w:t>
-      </w:r>
-      <w:r>
-        <w:rPr>
-          <w:rFonts w:hint="eastAsia"/>
-          <w:bCs/>
-          <w:szCs w:val="28"/>
-        </w:rPr>
-        <w:t>，從而更強烈地表現了作者的思念之切。他懷著這種心情，向遠處望去，望著那遍地</w:t>
-      </w:r>
-      <w:r>
-        <w:rPr>
-          <w:rFonts w:hint="eastAsia"/>
-          <w:b/>
-          <w:szCs w:val="28"/>
-        </w:rPr>
-        <w:t>滋生</w:t>
-      </w:r>
-      <w:r>
-        <w:rPr>
-          <w:rFonts w:hint="eastAsia"/>
-          <w:bCs/>
-          <w:szCs w:val="28"/>
-        </w:rPr>
-        <w:t>的春草，突然發現，“離恨卻如春草，更行更遠還生”。“更行更遠”是說無論走得多</w:t>
-      </w:r>
-      <w:r>
-        <w:rPr>
-          <w:rFonts w:hint="eastAsia"/>
-          <w:bCs/>
-          <w:szCs w:val="28"/>
-        </w:rPr>
-        <w:t>麼</w:t>
-      </w:r>
-      <w:r>
-        <w:rPr>
-          <w:rFonts w:hint="eastAsia"/>
-          <w:bCs/>
-          <w:szCs w:val="28"/>
-        </w:rPr>
-        <w:t>遠，自己心中的“離恨”就像那無邊無際、滋生不已的春草。無論人走到哪裡，它們都在眼前，使人無法擺脫。</w:t>
-      </w:r>
-      <w:proofErr w:type="gramStart"/>
-      <w:r>
-        <w:rPr>
-          <w:rFonts w:hint="eastAsia"/>
-          <w:bCs/>
-          <w:szCs w:val="28"/>
-        </w:rPr>
-        <w:t>這個結句</w:t>
-      </w:r>
-      <w:proofErr w:type="gramEnd"/>
-      <w:r>
-        <w:rPr>
-          <w:rFonts w:hint="eastAsia"/>
-          <w:bCs/>
-          <w:szCs w:val="28"/>
-        </w:rPr>
-        <w:t>，比喻淺顯生動，而且通過</w:t>
-      </w:r>
-      <w:r>
-        <w:rPr>
-          <w:rFonts w:hint="eastAsia"/>
-          <w:b/>
-          <w:szCs w:val="28"/>
-        </w:rPr>
-        <w:t>形象</w:t>
-      </w:r>
-      <w:r>
-        <w:rPr>
-          <w:rFonts w:hint="eastAsia"/>
-          <w:bCs/>
-          <w:szCs w:val="28"/>
-        </w:rPr>
-        <w:t>給人以離恨無窮無盡、有</w:t>
-      </w:r>
-      <w:proofErr w:type="gramStart"/>
-      <w:r>
-        <w:rPr>
-          <w:rFonts w:hint="eastAsia"/>
-          <w:bCs/>
-          <w:szCs w:val="28"/>
-        </w:rPr>
-        <w:t>增無已的</w:t>
-      </w:r>
-      <w:proofErr w:type="gramEnd"/>
-      <w:r>
-        <w:rPr>
-          <w:rFonts w:hint="eastAsia"/>
-          <w:bCs/>
-          <w:szCs w:val="28"/>
-        </w:rPr>
-        <w:t>感覺，使這</w:t>
-      </w:r>
-      <w:proofErr w:type="gramStart"/>
-      <w:r>
-        <w:rPr>
-          <w:rFonts w:hint="eastAsia"/>
-          <w:bCs/>
-          <w:szCs w:val="28"/>
-        </w:rPr>
-        <w:t>首詞讀起來</w:t>
-      </w:r>
-      <w:proofErr w:type="gramEnd"/>
-      <w:r>
-        <w:rPr>
-          <w:rFonts w:hint="eastAsia"/>
-          <w:bCs/>
-          <w:szCs w:val="28"/>
-        </w:rPr>
-        <w:t>顯得</w:t>
-      </w:r>
-      <w:r>
-        <w:rPr>
-          <w:rFonts w:hint="eastAsia"/>
-          <w:b/>
-          <w:szCs w:val="28"/>
-        </w:rPr>
-        <w:t>意味深長</w:t>
-      </w:r>
-      <w:r>
-        <w:rPr>
-          <w:rFonts w:hint="eastAsia"/>
-          <w:bCs/>
-          <w:szCs w:val="28"/>
-        </w:rPr>
-        <w:t>。</w:t>
-      </w:r>
-    </w:p>
-    <w:p>
-      <w:pPr>
-        <w:spacing w:after="0" w:line="440" w:lineRule="exact"/>
-        <w:ind w:left="-6" w:right="0" w:hanging="11"/>
-        <w:rPr>
-          <w:bCs/>
-          <w:spacing w:val="-6"/>
-          <w:szCs w:val="28"/>
-        </w:rPr>
-      </w:pPr>
-      <w:r>
-        <w:rPr>
-          <w:rFonts w:hint="eastAsia"/>
-        </w:rPr>
-        <w:t>(資料來源：</w:t>
-      </w:r>
-      <w:hyperlink r:id="rId9" w:history="1">
-        <w:r>
-          <w:rPr>
-            <w:rStyle w:val="a8"/>
-          </w:rPr>
-          <w:t>https://www.arteducation.com.tw/shiwenv_825b9a76cf06.html</w:t>
-        </w:r>
-      </w:hyperlink>
-      <w:hyperlink r:id="rId10" w:history="1"/>
-      <w:hyperlink r:id="rId11" w:history="1"/>
-      <w:hyperlink r:id="rId12" w:history="1"/>
-      <w:hyperlink r:id="rId13" w:history="1"/>
-      <w:r>
+        <w:jc w:val="both"/>
         <w:rPr>
           <w:rFonts w:hint="eastAsia"/>
           <w:bCs/>
           <w:spacing w:val="-6"/>
           <w:szCs w:val="28"/>
         </w:rPr>
-        <w:t>)</w:t>
+      </w:pPr>
+      <w:r>
+        <w:rPr>
+          <w:rFonts w:hint="eastAsia"/>
+          <w:bCs/>
+          <w:szCs w:val="28"/>
+        </w:rPr>
+        <w:t xml:space="preserve">　　</w:t>
+      </w:r>
+      <w:r>
+        <w:rPr>
+          <w:bCs/>
+          <w:szCs w:val="28"/>
+        </w:rPr>
+        <w:t>全詞語言平易自然，卻蘊含著極為深沉的情感。</w:t>
+      </w:r>
+      <w:r>
+        <w:rPr>
+          <w:bCs/>
+          <w:szCs w:val="28"/>
+          <w:u w:val="single"/>
+        </w:rPr>
+        <w:t>李煜</w:t>
+      </w:r>
+      <w:r>
+        <w:rPr>
+          <w:bCs/>
+          <w:szCs w:val="28"/>
+        </w:rPr>
+        <w:t>拋卻了</w:t>
+      </w:r>
+      <w:r>
+        <w:rPr>
+          <w:bCs/>
+          <w:szCs w:val="28"/>
+          <w:u w:val="single"/>
+        </w:rPr>
+        <w:t>晚唐</w:t>
+      </w:r>
+      <w:r>
+        <w:rPr>
+          <w:rFonts w:hint="eastAsia"/>
+          <w:bCs/>
+          <w:szCs w:val="28"/>
+        </w:rPr>
+        <w:t xml:space="preserve"> </w:t>
+      </w:r>
+      <w:r>
+        <w:rPr>
+          <w:bCs/>
+          <w:szCs w:val="28"/>
+          <w:u w:val="single"/>
+        </w:rPr>
+        <w:t>五代</w:t>
+      </w:r>
+      <w:r>
+        <w:rPr>
+          <w:bCs/>
+          <w:szCs w:val="28"/>
+        </w:rPr>
+        <w:t>詞常見的雕琢詞藻，透過落梅、鴻雁、春草等典雅意象，將個人壓抑與無奈的情緒</w:t>
+      </w:r>
+      <w:r>
+        <w:rPr>
+          <w:b/>
+          <w:szCs w:val="28"/>
+        </w:rPr>
+        <w:t>昇華</w:t>
+      </w:r>
+      <w:r>
+        <w:rPr>
+          <w:bCs/>
+          <w:szCs w:val="28"/>
+        </w:rPr>
+        <w:t>為具有普遍共鳴的文學藝術，令人讀來</w:t>
+      </w:r>
+      <w:r>
+        <w:rPr>
+          <w:b/>
+          <w:szCs w:val="28"/>
+        </w:rPr>
+        <w:t>唇齒留香</w:t>
+      </w:r>
+      <w:r>
+        <w:rPr>
+          <w:bCs/>
+          <w:szCs w:val="28"/>
+        </w:rPr>
+        <w:t>、</w:t>
+      </w:r>
+      <w:r>
+        <w:rPr>
+          <w:b/>
+          <w:szCs w:val="28"/>
+        </w:rPr>
+        <w:t>觸動心弦</w:t>
+      </w:r>
+      <w:r>
+        <w:rPr>
+          <w:bCs/>
+          <w:szCs w:val="28"/>
+        </w:rPr>
+        <w:t>。</w:t>
       </w:r>
     </w:p>
     <w:p>
@@ -2030,54 +961,60 @@
           <w:ilvl w:val="0"/>
           <w:numId w:val="40"/>
         </w:numPr>
-        <w:spacing w:after="0" w:line="420" w:lineRule="exact"/>
-        <w:ind w:leftChars="0" w:right="0"/>
-        <w:rPr>
-          <w:szCs w:val="28"/>
-        </w:rPr>
-      </w:pPr>
+        <w:spacing w:after="0" w:line="440" w:lineRule="exact"/>
+        <w:ind w:leftChars="0" w:left="284" w:right="0" w:hanging="284"/>
+        <w:jc w:val="both"/>
+        <w:rPr>
+          <w:szCs w:val="28"/>
+        </w:rPr>
+      </w:pPr>
+      <w:r>
+        <w:rPr>
+          <w:szCs w:val="28"/>
+        </w:rPr>
+        <w:t>紊</w:t>
+      </w:r>
       <w:r>
         <w:rPr>
           <w:rFonts w:hint="eastAsia"/>
           <w:szCs w:val="28"/>
         </w:rPr>
-        <w:t>撩(</w:t>
-      </w:r>
-      <w:proofErr w:type="gramStart"/>
+        <w:t>(</w:t>
+      </w:r>
       <w:r>
         <w:rPr>
           <w:rFonts w:hint="eastAsia"/>
-          <w:color w:val="FF0000"/>
+          <w:color w:val="EE0000"/>
           <w:sz w:val="16"/>
           <w:szCs w:val="16"/>
         </w:rPr>
-        <w:t>ㄌㄧㄠ</w:t>
-      </w:r>
-      <w:proofErr w:type="gramEnd"/>
+        <w:t>ㄨㄣˋ</w:t>
+      </w:r>
       <w:r>
         <w:rPr>
           <w:rFonts w:hint="eastAsia"/>
           <w:szCs w:val="28"/>
         </w:rPr>
-        <w:t>或</w:t>
-      </w:r>
-      <w:proofErr w:type="gramStart"/>
+        <w:t>)</w:t>
+      </w:r>
+      <w:r>
+        <w:rPr>
+          <w:szCs w:val="28"/>
+        </w:rPr>
+        <w:t>亂</w:t>
+      </w:r>
       <w:r>
         <w:rPr>
           <w:rFonts w:hint="eastAsia"/>
-          <w:color w:val="FF0000"/>
-          <w:sz w:val="16"/>
-          <w:szCs w:val="16"/>
-        </w:rPr>
-        <w:t>ㄌㄧㄠˊ</w:t>
-      </w:r>
-      <w:proofErr w:type="gramEnd"/>
-      <w:r>
-        <w:rPr>
-          <w:rFonts w:hint="eastAsia"/>
-          <w:szCs w:val="28"/>
-        </w:rPr>
-        <w:t>)起：提掀起。【例】地上積水未退，大家只好撩起褲管，涉水而過。</w:t>
+          <w:szCs w:val="28"/>
+        </w:rPr>
+        <w:t>：</w:t>
+      </w:r>
+      <w:r>
+        <w:rPr>
+          <w:szCs w:val="28"/>
+        </w:rPr>
+        <w:t>雜亂無章、毫無條理與秩序。常用於形容心境、局勢或環境處於極度不安、混亂失序的狀態。在詞作賞析中，指內心如紛飛落花般難以平復的愁苦與雜亂。</w:t>
       </w:r>
     </w:p>
     <w:p>
@@ -2087,92 +1024,44 @@
           <w:ilvl w:val="0"/>
           <w:numId w:val="40"/>
         </w:numPr>
-        <w:spacing w:after="0" w:line="420" w:lineRule="exact"/>
-        <w:ind w:leftChars="0" w:right="0"/>
-        <w:rPr>
-          <w:szCs w:val="28"/>
-        </w:rPr>
-      </w:pPr>
+        <w:spacing w:after="0" w:line="440" w:lineRule="exact"/>
+        <w:ind w:leftChars="0" w:left="284" w:right="0" w:hanging="284"/>
+        <w:jc w:val="both"/>
+        <w:rPr>
+          <w:szCs w:val="28"/>
+        </w:rPr>
+      </w:pPr>
+      <w:r>
+        <w:rPr>
+          <w:szCs w:val="28"/>
+        </w:rPr>
+        <w:t>鴻雁</w:t>
+      </w:r>
       <w:r>
         <w:rPr>
           <w:rFonts w:hint="eastAsia"/>
           <w:szCs w:val="28"/>
         </w:rPr>
-        <w:t>胸臆</w:t>
-      </w:r>
-    </w:p>
-    <w:p>
-      <w:pPr>
-        <w:pStyle w:val="aa"/>
-        <w:numPr>
-          <w:ilvl w:val="0"/>
-          <w:numId w:val="47"/>
-        </w:numPr>
-        <w:spacing w:after="0" w:line="420" w:lineRule="exact"/>
-        <w:ind w:leftChars="0" w:right="0"/>
-        <w:rPr>
-          <w:szCs w:val="28"/>
-        </w:rPr>
-      </w:pPr>
-      <w:r>
-        <w:rPr>
-          <w:rFonts w:hint="eastAsia"/>
-          <w:szCs w:val="28"/>
-        </w:rPr>
-        <w:t>胸部。引申指心中的想法。【例】且讓</w:t>
-      </w:r>
-      <w:proofErr w:type="gramStart"/>
-      <w:r>
-        <w:rPr>
-          <w:rFonts w:hint="eastAsia"/>
-          <w:szCs w:val="28"/>
-        </w:rPr>
-        <w:t>我直抒胸臆</w:t>
-      </w:r>
-      <w:proofErr w:type="gramEnd"/>
-      <w:r>
-        <w:rPr>
-          <w:rFonts w:hint="eastAsia"/>
-          <w:szCs w:val="28"/>
-        </w:rPr>
-        <w:t>，一吐抱負。</w:t>
-      </w:r>
-    </w:p>
-    <w:p>
-      <w:pPr>
-        <w:pStyle w:val="aa"/>
-        <w:numPr>
-          <w:ilvl w:val="0"/>
-          <w:numId w:val="47"/>
-        </w:numPr>
-        <w:spacing w:after="0" w:line="420" w:lineRule="exact"/>
-        <w:ind w:leftChars="0" w:right="0"/>
-        <w:rPr>
-          <w:szCs w:val="28"/>
-        </w:rPr>
-      </w:pPr>
-      <w:r>
-        <w:rPr>
-          <w:rFonts w:hint="eastAsia"/>
-          <w:szCs w:val="28"/>
-        </w:rPr>
-        <w:t>胸懷、氣度。【例】聽他一席話，才知他胸臆</w:t>
-      </w:r>
-      <w:proofErr w:type="gramStart"/>
-      <w:r>
-        <w:rPr>
-          <w:rFonts w:hint="eastAsia"/>
-          <w:szCs w:val="28"/>
-        </w:rPr>
-        <w:t>捲</w:t>
-      </w:r>
-      <w:proofErr w:type="gramEnd"/>
-      <w:r>
-        <w:rPr>
-          <w:rFonts w:hint="eastAsia"/>
-          <w:szCs w:val="28"/>
-        </w:rPr>
-        <w:t>江河，令人驚嘆！</w:t>
+        <w:t>：</w:t>
+      </w:r>
+      <w:r>
+        <w:rPr>
+          <w:szCs w:val="28"/>
+        </w:rPr>
+        <w:t>一種大型候鳥，即大雁。在</w:t>
+      </w:r>
+      <w:r>
+        <w:rPr>
+          <w:szCs w:val="28"/>
+          <w:u w:val="single"/>
+        </w:rPr>
+        <w:t>中國</w:t>
+      </w:r>
+      <w:r>
+        <w:rPr>
+          <w:szCs w:val="28"/>
+        </w:rPr>
+        <w:t>古典文學中是極具代表性的意象，象徵「信使」或「書信」。因鴻雁有季節性遷徙的習性，常被寄託為對遠方親友的思念、期盼音訊，或是飄泊異鄉的孤寂感。</w:t>
       </w:r>
     </w:p>
     <w:p>
@@ -2182,18 +1071,47 @@
           <w:ilvl w:val="0"/>
           <w:numId w:val="40"/>
         </w:numPr>
-        <w:spacing w:after="0" w:line="420" w:lineRule="exact"/>
-        <w:ind w:leftChars="0" w:right="0"/>
-        <w:rPr>
-          <w:szCs w:val="28"/>
-        </w:rPr>
-      </w:pPr>
+        <w:spacing w:after="0" w:line="440" w:lineRule="exact"/>
+        <w:ind w:leftChars="0" w:left="284" w:right="0" w:hanging="284"/>
+        <w:jc w:val="both"/>
+        <w:rPr>
+          <w:szCs w:val="28"/>
+        </w:rPr>
+      </w:pPr>
+      <w:r>
+        <w:rPr>
+          <w:szCs w:val="28"/>
+        </w:rPr>
+        <w:t>胸臆</w:t>
+      </w:r>
       <w:r>
         <w:rPr>
           <w:rFonts w:hint="eastAsia"/>
           <w:szCs w:val="28"/>
         </w:rPr>
-        <w:t>抑鬱：憂鬱煩悶。【例】他一生不得志，抑鬱以終。</w:t>
+        <w:t>(</w:t>
+      </w:r>
+      <w:r>
+        <w:rPr>
+          <w:rFonts w:hint="eastAsia"/>
+          <w:color w:val="EE0000"/>
+          <w:sz w:val="16"/>
+          <w:szCs w:val="16"/>
+        </w:rPr>
+        <w:t>一ˋ</w:t>
+      </w:r>
+      <w:r>
+        <w:rPr>
+          <w:rFonts w:hint="eastAsia"/>
+          <w:szCs w:val="28"/>
+        </w:rPr>
+        <w:t>)：</w:t>
+      </w:r>
+      <w:r>
+        <w:rPr>
+          <w:szCs w:val="28"/>
+        </w:rPr>
+        <w:t>胸懷、內心的想法與情感（「臆」指胸中的心意）。強調情感的「真實與直接」。「直抒胸臆」即代表不加掩飾、不做做地將內心最深處的喜怒哀樂直接抒發出來。</w:t>
       </w:r>
     </w:p>
     <w:p>
@@ -2203,19 +1121,31 @@
           <w:ilvl w:val="0"/>
           <w:numId w:val="40"/>
         </w:numPr>
-        <w:spacing w:after="0" w:line="420" w:lineRule="exact"/>
-        <w:ind w:leftChars="0" w:right="0"/>
-        <w:rPr>
-          <w:szCs w:val="28"/>
-        </w:rPr>
-      </w:pPr>
+        <w:spacing w:after="0" w:line="440" w:lineRule="exact"/>
+        <w:ind w:leftChars="0" w:left="284" w:right="0" w:hanging="284"/>
+        <w:jc w:val="both"/>
+        <w:rPr>
+          <w:szCs w:val="28"/>
+        </w:rPr>
+      </w:pPr>
+      <w:r>
+        <w:rPr>
+          <w:szCs w:val="28"/>
+        </w:rPr>
+        <w:t>神來之筆</w:t>
+      </w:r>
       <w:r>
         <w:rPr>
           <w:rFonts w:hint="eastAsia"/>
-          <w:bCs/>
-          <w:szCs w:val="28"/>
-        </w:rPr>
-        <w:t>起意：生出意念。【例】臨時起意、見財起意</w:t>
+          <w:szCs w:val="28"/>
+        </w:rPr>
+        <w:t>：</w:t>
+      </w:r>
+      <w:r>
+        <w:rPr>
+          <w:szCs w:val="28"/>
+        </w:rPr>
+        <w:t>形容絕妙的詩文、畫作或奇思妙想，彷彿有神仙助筆一般。指創作在瞬間達到極高境界，呈現出極具創意、生動且令人驚嘆的藝術效果，不可多得。</w:t>
       </w:r>
     </w:p>
     <w:p>
@@ -2225,56 +1155,60 @@
           <w:ilvl w:val="0"/>
           <w:numId w:val="40"/>
         </w:numPr>
-        <w:spacing w:after="0" w:line="420" w:lineRule="exact"/>
-        <w:ind w:leftChars="0" w:right="0"/>
-        <w:rPr>
-          <w:szCs w:val="28"/>
-        </w:rPr>
-      </w:pPr>
+        <w:spacing w:after="0" w:line="440" w:lineRule="exact"/>
+        <w:ind w:leftChars="0" w:left="284" w:right="0" w:hanging="284"/>
+        <w:jc w:val="both"/>
+        <w:rPr>
+          <w:szCs w:val="28"/>
+        </w:rPr>
+      </w:pPr>
+      <w:r>
+        <w:rPr>
+          <w:szCs w:val="28"/>
+        </w:rPr>
+        <w:t>無始無終</w:t>
+      </w:r>
       <w:r>
         <w:rPr>
           <w:rFonts w:hint="eastAsia"/>
           <w:szCs w:val="28"/>
         </w:rPr>
-        <w:t>點題</w:t>
+        <w:t>：</w:t>
+      </w:r>
+      <w:r>
+        <w:rPr>
+          <w:szCs w:val="28"/>
+        </w:rPr>
+        <w:t>沒有起始，也沒有終點。形容某種狀態或情感浩瀚無垠</w:t>
       </w:r>
       <w:r>
         <w:rPr>
           <w:rFonts w:hint="eastAsia"/>
           <w:szCs w:val="28"/>
         </w:rPr>
-        <w:t>：</w:t>
+        <w:t>(</w:t>
       </w:r>
       <w:r>
         <w:rPr>
           <w:rFonts w:hint="eastAsia"/>
-          <w:szCs w:val="28"/>
-        </w:rPr>
-        <w:t>用簡單扼要的話把談話或文章的重點提示出來。</w:t>
-      </w:r>
-    </w:p>
-    <w:p>
-      <w:pPr>
-        <w:pStyle w:val="aa"/>
-        <w:spacing w:after="0" w:line="420" w:lineRule="exact"/>
-        <w:ind w:leftChars="0" w:right="0" w:firstLine="0"/>
-        <w:rPr>
-          <w:szCs w:val="28"/>
-        </w:rPr>
-      </w:pPr>
+          <w:color w:val="EE0000"/>
+          <w:sz w:val="16"/>
+          <w:szCs w:val="16"/>
+        </w:rPr>
+        <w:t>ㄧㄣˊ</w:t>
+      </w:r>
       <w:r>
         <w:rPr>
           <w:rFonts w:hint="eastAsia"/>
           <w:szCs w:val="28"/>
         </w:rPr>
-        <w:t>【例】</w:t>
-      </w:r>
-      <w:r>
-        <w:rPr>
-          <w:rFonts w:hint="eastAsia"/>
-          <w:szCs w:val="28"/>
-        </w:rPr>
-        <w:t>這一篇文章，經他稍作點題後，讀起來更加清楚。</w:t>
+        <w:t>)</w:t>
+      </w:r>
+      <w:r>
+        <w:rPr>
+          <w:szCs w:val="28"/>
+        </w:rPr>
+        <w:t>、綿延不絕，不受時間或空間的限制。在此指離愁別恨如漫山春草般永無止境地滋長。</w:t>
       </w:r>
     </w:p>
     <w:p>
@@ -2284,25 +1218,31 @@
           <w:ilvl w:val="0"/>
           <w:numId w:val="40"/>
         </w:numPr>
-        <w:spacing w:after="0" w:line="420" w:lineRule="exact"/>
-        <w:ind w:leftChars="0" w:right="0"/>
-        <w:rPr>
-          <w:szCs w:val="28"/>
-        </w:rPr>
-      </w:pPr>
+        <w:spacing w:after="0" w:line="440" w:lineRule="exact"/>
+        <w:ind w:leftChars="0" w:left="284" w:right="0" w:hanging="284"/>
+        <w:jc w:val="both"/>
+        <w:rPr>
+          <w:szCs w:val="28"/>
+        </w:rPr>
+      </w:pPr>
+      <w:r>
+        <w:rPr>
+          <w:szCs w:val="28"/>
+        </w:rPr>
+        <w:t>昇華</w:t>
+      </w:r>
       <w:r>
         <w:rPr>
           <w:rFonts w:hint="eastAsia"/>
           <w:szCs w:val="28"/>
         </w:rPr>
-        <w:t>泄</w:t>
-      </w:r>
-      <w:r>
-        <w:rPr>
-          <w:rFonts w:hint="eastAsia"/>
-          <w:szCs w:val="28"/>
-        </w:rPr>
-        <w:t>：這裡指抒發。</w:t>
+        <w:t>：</w:t>
+      </w:r>
+      <w:r>
+        <w:rPr>
+          <w:szCs w:val="28"/>
+        </w:rPr>
+        <w:t>原為物理學術語（物質由固態直接變為氣態），後引申為事物的境界、思想或藝術品質提升到更高、更純粹的層次。指將個人的私密痛苦或情感經驗，轉化為具有普遍共鳴與深刻美的文學藝術表現。</w:t>
       </w:r>
     </w:p>
     <w:p>
@@ -2312,34 +1252,31 @@
           <w:ilvl w:val="0"/>
           <w:numId w:val="40"/>
         </w:numPr>
-        <w:spacing w:after="0" w:line="420" w:lineRule="exact"/>
-        <w:ind w:leftChars="0" w:right="0"/>
-        <w:rPr>
-          <w:szCs w:val="28"/>
-        </w:rPr>
-      </w:pPr>
-      <w:proofErr w:type="gramStart"/>
+        <w:spacing w:after="0" w:line="440" w:lineRule="exact"/>
+        <w:ind w:leftChars="0" w:left="284" w:right="0" w:hanging="284"/>
+        <w:jc w:val="both"/>
+        <w:rPr>
+          <w:szCs w:val="28"/>
+        </w:rPr>
+      </w:pPr>
+      <w:r>
+        <w:rPr>
+          <w:szCs w:val="28"/>
+        </w:rPr>
+        <w:t>唇齒留香</w:t>
+      </w:r>
       <w:r>
         <w:rPr>
           <w:rFonts w:hint="eastAsia"/>
           <w:szCs w:val="28"/>
         </w:rPr>
-        <w:t>橫空</w:t>
-      </w:r>
-      <w:proofErr w:type="gramEnd"/>
-      <w:r>
-        <w:rPr>
-          <w:rFonts w:hint="eastAsia"/>
-          <w:szCs w:val="28"/>
-        </w:rPr>
         <w:t>：</w:t>
       </w:r>
       <w:r>
         <w:rPr>
-          <w:rFonts w:hint="eastAsia"/>
-          <w:szCs w:val="28"/>
-        </w:rPr>
-        <w:t>橫過天空。</w:t>
+          <w:szCs w:val="28"/>
+        </w:rPr>
+        <w:t>食物美味令人回味無窮；引申指詩文語言優美，吟誦後令人久久不能忘懷。強調文學作品在韻律、用詞或意境上的美感，讓人在閱讀或朗誦時獲得極大的審美愉悅與回味空間。</w:t>
       </w:r>
     </w:p>
     <w:p>
@@ -2349,205 +1286,49 @@
           <w:ilvl w:val="0"/>
           <w:numId w:val="40"/>
         </w:numPr>
-        <w:spacing w:after="0" w:line="420" w:lineRule="exact"/>
-        <w:ind w:leftChars="0" w:right="0"/>
-        <w:rPr>
-          <w:szCs w:val="28"/>
-        </w:rPr>
-      </w:pPr>
+        <w:spacing w:after="0" w:line="440" w:lineRule="exact"/>
+        <w:ind w:leftChars="0" w:left="284" w:right="0" w:hanging="284"/>
+        <w:jc w:val="both"/>
+        <w:rPr>
+          <w:szCs w:val="28"/>
+        </w:rPr>
+      </w:pPr>
+      <w:r>
+        <w:rPr>
+          <w:szCs w:val="28"/>
+        </w:rPr>
+        <w:t>觸動心弦</w:t>
+      </w:r>
       <w:r>
         <w:rPr>
           <w:rFonts w:hint="eastAsia"/>
           <w:szCs w:val="28"/>
         </w:rPr>
-        <w:t>溢於言表：表露在外。【例】他知道自己獲獎的消息後，喜悅之情溢於言表。</w:t>
-      </w:r>
-    </w:p>
-    <w:p>
-      <w:pPr>
-        <w:pStyle w:val="aa"/>
-        <w:numPr>
-          <w:ilvl w:val="0"/>
-          <w:numId w:val="40"/>
-        </w:numPr>
-        <w:spacing w:after="0" w:line="420" w:lineRule="exact"/>
-        <w:ind w:leftChars="0" w:right="0"/>
-        <w:rPr>
-          <w:szCs w:val="28"/>
-        </w:rPr>
-      </w:pPr>
-      <w:r>
-        <w:rPr>
-          <w:rFonts w:hint="eastAsia"/>
-          <w:szCs w:val="28"/>
-        </w:rPr>
-        <w:t>滋生</w:t>
-      </w:r>
-    </w:p>
-    <w:p>
-      <w:pPr>
-        <w:pStyle w:val="aa"/>
-        <w:numPr>
-          <w:ilvl w:val="0"/>
-          <w:numId w:val="48"/>
-        </w:numPr>
-        <w:spacing w:after="0" w:line="420" w:lineRule="exact"/>
-        <w:ind w:leftChars="0" w:right="0"/>
-        <w:rPr>
-          <w:szCs w:val="28"/>
-        </w:rPr>
-      </w:pPr>
-      <w:r>
-        <w:rPr>
-          <w:rFonts w:hint="eastAsia"/>
-          <w:szCs w:val="28"/>
-        </w:rPr>
-        <w:t>繁殖、生長。【例】髒亂的水溝容易滋生蚊蟲，傳播疾病。</w:t>
-      </w:r>
-    </w:p>
-    <w:p>
-      <w:pPr>
-        <w:pStyle w:val="aa"/>
-        <w:numPr>
-          <w:ilvl w:val="0"/>
-          <w:numId w:val="48"/>
-        </w:numPr>
-        <w:spacing w:after="0" w:line="420" w:lineRule="exact"/>
-        <w:ind w:leftChars="0" w:right="0"/>
-        <w:rPr>
-          <w:szCs w:val="28"/>
-        </w:rPr>
-      </w:pPr>
-      <w:r>
-        <w:rPr>
-          <w:rFonts w:hint="eastAsia"/>
-          <w:szCs w:val="28"/>
-        </w:rPr>
-        <w:t>引起、發生。【例】選舉當日，為防止有人滋生事端，警方派出大批警力至各投開票所維持秩序。</w:t>
-      </w:r>
-    </w:p>
-    <w:p>
-      <w:pPr>
-        <w:pStyle w:val="aa"/>
-        <w:numPr>
-          <w:ilvl w:val="0"/>
-          <w:numId w:val="40"/>
-        </w:numPr>
-        <w:spacing w:after="0" w:line="420" w:lineRule="exact"/>
-        <w:ind w:leftChars="0" w:right="0"/>
-        <w:rPr>
-          <w:szCs w:val="28"/>
-        </w:rPr>
-      </w:pPr>
-      <w:r>
-        <w:rPr>
-          <w:rFonts w:hint="eastAsia"/>
-          <w:bCs/>
-          <w:szCs w:val="28"/>
-        </w:rPr>
-        <w:t>形象</w:t>
-      </w:r>
-    </w:p>
-    <w:p>
-      <w:pPr>
-        <w:pStyle w:val="aa"/>
-        <w:numPr>
-          <w:ilvl w:val="0"/>
-          <w:numId w:val="49"/>
-        </w:numPr>
-        <w:spacing w:after="0" w:line="420" w:lineRule="exact"/>
-        <w:ind w:leftChars="0" w:right="0"/>
-        <w:rPr>
-          <w:szCs w:val="28"/>
-        </w:rPr>
-      </w:pPr>
-      <w:r>
-        <w:rPr>
-          <w:rFonts w:hint="eastAsia"/>
-          <w:szCs w:val="28"/>
-        </w:rPr>
-        <w:t>形狀、外貌。</w:t>
-      </w:r>
-    </w:p>
-    <w:p>
-      <w:pPr>
-        <w:pStyle w:val="aa"/>
-        <w:numPr>
-          <w:ilvl w:val="0"/>
-          <w:numId w:val="49"/>
-        </w:numPr>
-        <w:spacing w:after="0" w:line="420" w:lineRule="exact"/>
-        <w:ind w:leftChars="0" w:right="0"/>
-        <w:rPr>
-          <w:szCs w:val="28"/>
-        </w:rPr>
-      </w:pPr>
-      <w:r>
-        <w:rPr>
-          <w:szCs w:val="28"/>
-        </w:rPr>
-        <w:t>由一個人的內涵作為，所呈現出來的風格、特色。如：「他在小說中所塑造的英雄形象，頗引起讀者的共鳴。」</w:t>
-      </w:r>
-    </w:p>
-    <w:p>
-      <w:pPr>
-        <w:pStyle w:val="aa"/>
-        <w:numPr>
-          <w:ilvl w:val="0"/>
-          <w:numId w:val="49"/>
-        </w:numPr>
-        <w:spacing w:after="0" w:line="420" w:lineRule="exact"/>
-        <w:ind w:leftChars="0" w:right="0"/>
-        <w:rPr>
-          <w:szCs w:val="28"/>
-        </w:rPr>
-      </w:pPr>
-      <w:r>
-        <w:rPr>
-          <w:szCs w:val="28"/>
-        </w:rPr>
-        <w:t>對實體而言。</w:t>
-      </w:r>
-    </w:p>
-    <w:p>
-      <w:pPr>
-        <w:pStyle w:val="aa"/>
-        <w:numPr>
-          <w:ilvl w:val="0"/>
-          <w:numId w:val="40"/>
-        </w:numPr>
-        <w:spacing w:after="0" w:line="420" w:lineRule="exact"/>
-        <w:ind w:leftChars="0" w:right="0"/>
-        <w:rPr>
-          <w:szCs w:val="28"/>
-        </w:rPr>
-      </w:pPr>
-      <w:r>
-        <w:rPr>
-          <w:rFonts w:hint="eastAsia"/>
-          <w:szCs w:val="28"/>
-        </w:rPr>
-        <w:t>意味深長</w:t>
-      </w:r>
-      <w:r>
-        <w:rPr>
-          <w:rFonts w:hint="eastAsia"/>
-          <w:szCs w:val="28"/>
-        </w:rPr>
         <w:t>：</w:t>
       </w:r>
       <w:r>
         <w:rPr>
-          <w:rFonts w:hint="eastAsia"/>
-          <w:szCs w:val="28"/>
-        </w:rPr>
-        <w:t>意境趣味含蓄深刻，耐人尋味。</w:t>
+          <w:szCs w:val="28"/>
+        </w:rPr>
+        <w:t>心弦指內心深處的情感神經。指受到外在事物的感染，而引發內心深處的情感共鳴。形容藝術作品或情境具有強大的感染力，能精準擊中人心最軟弱</w:t>
+      </w:r>
+      <w:r>
+        <w:rPr>
+          <w:szCs w:val="28"/>
+        </w:rPr>
+        <w:br/>
+      </w:r>
+      <w:r>
+        <w:rPr>
+          <w:szCs w:val="28"/>
+        </w:rPr>
+        <w:t>、最真實的情感核心。</w:t>
       </w:r>
     </w:p>
     <w:sectPr>
-      <w:footerReference w:type="default" r:id="rId14"/>
+      <w:footerReference w:type="default" r:id="rId8"/>
       <w:pgSz w:w="11906" w:h="16838"/>
-      <w:pgMar w:top="567" w:right="567" w:bottom="567" w:left="567" w:header="0" w:footer="0" w:gutter="0"/>
+      <w:pgMar w:top="567" w:right="851" w:bottom="567" w:left="851" w:header="0" w:footer="0" w:gutter="0"/>
       <w:cols w:space="720"/>
       <w:docGrid w:linePitch="381"/>
     </w:sectPr>
@@ -2556,7 +1337,7 @@
 </file>
 
 <file path=word/endnotes.xml><?xml version="1.0" encoding="utf-8"?>
-<w:endnotes xmlns:wpc="http://schemas.microsoft.com/office/word/2010/wordprocessingCanvas" xmlns:cx="http://schemas.microsoft.com/office/drawing/2014/chartex" xmlns:cx1="http://schemas.microsoft.com/office/drawing/2015/9/8/chartex" xmlns:cx2="http://schemas.microsoft.com/office/drawing/2015/10/21/chartex" xmlns:cx3="http://schemas.microsoft.com/office/drawing/2016/5/9/chartex" xmlns:cx4="http://schemas.microsoft.com/office/drawing/2016/5/10/chartex" xmlns:cx5="http://schemas.microsoft.com/office/drawing/2016/5/11/chartex" xmlns:cx6="http://schemas.microsoft.com/office/drawing/2016/5/12/chartex" xmlns:cx7="http://schemas.microsoft.com/office/drawing/2016/5/13/chartex" xmlns:cx8="http://schemas.microsoft.com/office/drawing/2016/5/14/chartex" xmlns:mc="http://schemas.openxmlformats.org/markup-compatibility/2006" xmlns:aink="http://schemas.microsoft.com/office/drawing/2016/ink" xmlns:am3d="http://schemas.microsoft.com/office/drawing/2017/model3d" xmlns:o="urn:schemas-microsoft-com:office:office" xmlns:oel="http://schemas.microsoft.com/office/2019/extlst" xmlns:r="http://schemas.openxmlformats.org/officeDocument/2006/relationships" xmlns:m="http://schemas.openxmlformats.org/officeDocument/2006/math" xmlns:v="urn:schemas-microsoft-com:vml" xmlns:wp14="http://schemas.microsoft.com/office/word/2010/wordprocessingDrawing" xmlns:wp="http://schemas.openxmlformats.org/drawingml/2006/wordprocessingDrawing" xmlns:w10="urn:schemas-microsoft-com:office:word" xmlns:w="http://schemas.openxmlformats.org/wordprocessingml/2006/main" xmlns:w14="http://schemas.microsoft.com/office/word/2010/wordml" xmlns:w15="http://schemas.microsoft.com/office/word/2012/wordml" xmlns:w16cex="http://schemas.microsoft.com/office/word/2018/wordml/cex" xmlns:w16cid="http://schemas.microsoft.com/office/word/2016/wordml/cid" xmlns:w16="http://schemas.microsoft.com/office/word/2018/wordml" xmlns:w16du="http://schemas.microsoft.com/office/word/2023/wordml/word16du" xmlns:w16sdtdh="http://schemas.microsoft.com/office/word/2020/wordml/sdtdatahash" xmlns:w16se="http://schemas.microsoft.com/office/word/2015/wordml/symex" xmlns:wpg="http://schemas.microsoft.com/office/word/2010/wordprocessingGroup" xmlns:wpi="http://schemas.microsoft.com/office/word/2010/wordprocessingInk" xmlns:wne="http://schemas.microsoft.com/office/word/2006/wordml" xmlns:wps="http://schemas.microsoft.com/office/word/2010/wordprocessingShape" mc:Ignorable="w14 w15 w16se w16cid w16 w16cex w16sdtdh wp14">
+<w:endnotes xmlns:wpc="http://schemas.microsoft.com/office/word/2010/wordprocessingCanvas" xmlns:cx="http://schemas.microsoft.com/office/drawing/2014/chartex" xmlns:cx1="http://schemas.microsoft.com/office/drawing/2015/9/8/chartex" xmlns:cx2="http://schemas.microsoft.com/office/drawing/2015/10/21/chartex" xmlns:cx3="http://schemas.microsoft.com/office/drawing/2016/5/9/chartex" xmlns:cx4="http://schemas.microsoft.com/office/drawing/2016/5/10/chartex" xmlns:cx5="http://schemas.microsoft.com/office/drawing/2016/5/11/chartex" xmlns:cx6="http://schemas.microsoft.com/office/drawing/2016/5/12/chartex" xmlns:cx7="http://schemas.microsoft.com/office/drawing/2016/5/13/chartex" xmlns:cx8="http://schemas.microsoft.com/office/drawing/2016/5/14/chartex" xmlns:mc="http://schemas.openxmlformats.org/markup-compatibility/2006" xmlns:aink="http://schemas.microsoft.com/office/drawing/2016/ink" xmlns:am3d="http://schemas.microsoft.com/office/drawing/2017/model3d" xmlns:o="urn:schemas-microsoft-com:office:office" xmlns:oel="http://schemas.microsoft.com/office/2019/extlst" xmlns:r="http://schemas.openxmlformats.org/officeDocument/2006/relationships" xmlns:m="http://schemas.openxmlformats.org/officeDocument/2006/math" xmlns:v="urn:schemas-microsoft-com:vml" xmlns:wp14="http://schemas.microsoft.com/office/word/2010/wordprocessingDrawing" xmlns:wp="http://schemas.openxmlformats.org/drawingml/2006/wordprocessingDrawing" xmlns:w10="urn:schemas-microsoft-com:office:word" xmlns:w="http://schemas.openxmlformats.org/wordprocessingml/2006/main" xmlns:w14="http://schemas.microsoft.com/office/word/2010/wordml" xmlns:w15="http://schemas.microsoft.com/office/word/2012/wordml" xmlns:w16cex="http://schemas.microsoft.com/office/word/2018/wordml/cex" xmlns:w16cid="http://schemas.microsoft.com/office/word/2016/wordml/cid" xmlns:w16="http://schemas.microsoft.com/office/word/2018/wordml" xmlns:w16du="http://schemas.microsoft.com/office/word/2023/wordml/word16du" xmlns:w16sdtdh="http://schemas.microsoft.com/office/word/2020/wordml/sdtdatahash" xmlns:w16sdtfl="http://schemas.microsoft.com/office/word/2024/wordml/sdtformatlock" xmlns:w16se="http://schemas.microsoft.com/office/word/2015/wordml/symex" xmlns:wpg="http://schemas.microsoft.com/office/word/2010/wordprocessingGroup" xmlns:wpi="http://schemas.microsoft.com/office/word/2010/wordprocessingInk" xmlns:wne="http://schemas.microsoft.com/office/word/2006/wordml" xmlns:wps="http://schemas.microsoft.com/office/word/2010/wordprocessingShape" mc:Ignorable="w14 w15 w16se w16cid w16 w16cex w16sdtdh w16sdtfl w16du wp14">
   <w:endnote w:type="separator" w:id="-1">
     <w:p>
       <w:pPr>
@@ -2581,7 +1362,7 @@
 </file>
 
 <file path=word/footer1.xml><?xml version="1.0" encoding="utf-8"?>
-<w:ftr xmlns:wpc="http://schemas.microsoft.com/office/word/2010/wordprocessingCanvas" xmlns:cx="http://schemas.microsoft.com/office/drawing/2014/chartex" xmlns:cx1="http://schemas.microsoft.com/office/drawing/2015/9/8/chartex" xmlns:cx2="http://schemas.microsoft.com/office/drawing/2015/10/21/chartex" xmlns:cx3="http://schemas.microsoft.com/office/drawing/2016/5/9/chartex" xmlns:cx4="http://schemas.microsoft.com/office/drawing/2016/5/10/chartex" xmlns:cx5="http://schemas.microsoft.com/office/drawing/2016/5/11/chartex" xmlns:cx6="http://schemas.microsoft.com/office/drawing/2016/5/12/chartex" xmlns:cx7="http://schemas.microsoft.com/office/drawing/2016/5/13/chartex" xmlns:cx8="http://schemas.microsoft.com/office/drawing/2016/5/14/chartex" xmlns:mc="http://schemas.openxmlformats.org/markup-compatibility/2006" xmlns:aink="http://schemas.microsoft.com/office/drawing/2016/ink" xmlns:am3d="http://schemas.microsoft.com/office/drawing/2017/model3d" xmlns:o="urn:schemas-microsoft-com:office:office" xmlns:oel="http://schemas.microsoft.com/office/2019/extlst" xmlns:r="http://schemas.openxmlformats.org/officeDocument/2006/relationships" xmlns:m="http://schemas.openxmlformats.org/officeDocument/2006/math" xmlns:v="urn:schemas-microsoft-com:vml" xmlns:wp14="http://schemas.microsoft.com/office/word/2010/wordprocessingDrawing" xmlns:wp="http://schemas.openxmlformats.org/drawingml/2006/wordprocessingDrawing" xmlns:w10="urn:schemas-microsoft-com:office:word" xmlns:w="http://schemas.openxmlformats.org/wordprocessingml/2006/main" xmlns:w14="http://schemas.microsoft.com/office/word/2010/wordml" xmlns:w15="http://schemas.microsoft.com/office/word/2012/wordml" xmlns:w16cex="http://schemas.microsoft.com/office/word/2018/wordml/cex" xmlns:w16cid="http://schemas.microsoft.com/office/word/2016/wordml/cid" xmlns:w16="http://schemas.microsoft.com/office/word/2018/wordml" xmlns:w16du="http://schemas.microsoft.com/office/word/2023/wordml/word16du" xmlns:w16sdtdh="http://schemas.microsoft.com/office/word/2020/wordml/sdtdatahash" xmlns:w16se="http://schemas.microsoft.com/office/word/2015/wordml/symex" xmlns:wpg="http://schemas.microsoft.com/office/word/2010/wordprocessingGroup" xmlns:wpi="http://schemas.microsoft.com/office/word/2010/wordprocessingInk" xmlns:wne="http://schemas.microsoft.com/office/word/2006/wordml" xmlns:wps="http://schemas.microsoft.com/office/word/2010/wordprocessingShape" mc:Ignorable="w14 w15 w16se w16cid w16 w16cex w16sdtdh wp14">
+<w:ftr xmlns:wpc="http://schemas.microsoft.com/office/word/2010/wordprocessingCanvas" xmlns:cx="http://schemas.microsoft.com/office/drawing/2014/chartex" xmlns:cx1="http://schemas.microsoft.com/office/drawing/2015/9/8/chartex" xmlns:cx2="http://schemas.microsoft.com/office/drawing/2015/10/21/chartex" xmlns:cx3="http://schemas.microsoft.com/office/drawing/2016/5/9/chartex" xmlns:cx4="http://schemas.microsoft.com/office/drawing/2016/5/10/chartex" xmlns:cx5="http://schemas.microsoft.com/office/drawing/2016/5/11/chartex" xmlns:cx6="http://schemas.microsoft.com/office/drawing/2016/5/12/chartex" xmlns:cx7="http://schemas.microsoft.com/office/drawing/2016/5/13/chartex" xmlns:cx8="http://schemas.microsoft.com/office/drawing/2016/5/14/chartex" xmlns:mc="http://schemas.openxmlformats.org/markup-compatibility/2006" xmlns:aink="http://schemas.microsoft.com/office/drawing/2016/ink" xmlns:am3d="http://schemas.microsoft.com/office/drawing/2017/model3d" xmlns:o="urn:schemas-microsoft-com:office:office" xmlns:oel="http://schemas.microsoft.com/office/2019/extlst" xmlns:r="http://schemas.openxmlformats.org/officeDocument/2006/relationships" xmlns:m="http://schemas.openxmlformats.org/officeDocument/2006/math" xmlns:v="urn:schemas-microsoft-com:vml" xmlns:wp14="http://schemas.microsoft.com/office/word/2010/wordprocessingDrawing" xmlns:wp="http://schemas.openxmlformats.org/drawingml/2006/wordprocessingDrawing" xmlns:w10="urn:schemas-microsoft-com:office:word" xmlns:w="http://schemas.openxmlformats.org/wordprocessingml/2006/main" xmlns:w14="http://schemas.microsoft.com/office/word/2010/wordml" xmlns:w15="http://schemas.microsoft.com/office/word/2012/wordml" xmlns:w16cex="http://schemas.microsoft.com/office/word/2018/wordml/cex" xmlns:w16cid="http://schemas.microsoft.com/office/word/2016/wordml/cid" xmlns:w16="http://schemas.microsoft.com/office/word/2018/wordml" xmlns:w16du="http://schemas.microsoft.com/office/word/2023/wordml/word16du" xmlns:w16sdtdh="http://schemas.microsoft.com/office/word/2020/wordml/sdtdatahash" xmlns:w16sdtfl="http://schemas.microsoft.com/office/word/2024/wordml/sdtformatlock" xmlns:w16se="http://schemas.microsoft.com/office/word/2015/wordml/symex" xmlns:wpg="http://schemas.microsoft.com/office/word/2010/wordprocessingGroup" xmlns:wpi="http://schemas.microsoft.com/office/word/2010/wordprocessingInk" xmlns:wne="http://schemas.microsoft.com/office/word/2006/wordml" xmlns:wps="http://schemas.microsoft.com/office/word/2010/wordprocessingShape" mc:Ignorable="w14 w15 w16se w16cid w16 w16cex w16sdtdh w16sdtfl w16du wp14">
   <w:sdt>
     <w:sdtPr>
       <w:id w:val="1495451635"/>
@@ -2594,6 +1375,7 @@
       <w:p>
         <w:pPr>
           <w:pStyle w:val="a6"/>
+          <w:ind w:right="-1"/>
           <w:jc w:val="right"/>
         </w:pPr>
         <w:r>
@@ -2632,7 +1414,7 @@
 </file>
 
 <file path=word/footnotes.xml><?xml version="1.0" encoding="utf-8"?>
-<w:footnotes xmlns:wpc="http://schemas.microsoft.com/office/word/2010/wordprocessingCanvas" xmlns:cx="http://schemas.microsoft.com/office/drawing/2014/chartex" xmlns:cx1="http://schemas.microsoft.com/office/drawing/2015/9/8/chartex" xmlns:cx2="http://schemas.microsoft.com/office/drawing/2015/10/21/chartex" xmlns:cx3="http://schemas.microsoft.com/office/drawing/2016/5/9/chartex" xmlns:cx4="http://schemas.microsoft.com/office/drawing/2016/5/10/chartex" xmlns:cx5="http://schemas.microsoft.com/office/drawing/2016/5/11/chartex" xmlns:cx6="http://schemas.microsoft.com/office/drawing/2016/5/12/chartex" xmlns:cx7="http://schemas.microsoft.com/office/drawing/2016/5/13/chartex" xmlns:cx8="http://schemas.microsoft.com/office/drawing/2016/5/14/chartex" xmlns:mc="http://schemas.openxmlformats.org/markup-compatibility/2006" xmlns:aink="http://schemas.microsoft.com/office/drawing/2016/ink" xmlns:am3d="http://schemas.microsoft.com/office/drawing/2017/model3d" xmlns:o="urn:schemas-microsoft-com:office:office" xmlns:oel="http://schemas.microsoft.com/office/2019/extlst" xmlns:r="http://schemas.openxmlformats.org/officeDocument/2006/relationships" xmlns:m="http://schemas.openxmlformats.org/officeDocument/2006/math" xmlns:v="urn:schemas-microsoft-com:vml" xmlns:wp14="http://schemas.microsoft.com/office/word/2010/wordprocessingDrawing" xmlns:wp="http://schemas.openxmlformats.org/drawingml/2006/wordprocessingDrawing" xmlns:w10="urn:schemas-microsoft-com:office:word" xmlns:w="http://schemas.openxmlformats.org/wordprocessingml/2006/main" xmlns:w14="http://schemas.microsoft.com/office/word/2010/wordml" xmlns:w15="http://schemas.microsoft.com/office/word/2012/wordml" xmlns:w16cex="http://schemas.microsoft.com/office/word/2018/wordml/cex" xmlns:w16cid="http://schemas.microsoft.com/office/word/2016/wordml/cid" xmlns:w16="http://schemas.microsoft.com/office/word/2018/wordml" xmlns:w16du="http://schemas.microsoft.com/office/word/2023/wordml/word16du" xmlns:w16sdtdh="http://schemas.microsoft.com/office/word/2020/wordml/sdtdatahash" xmlns:w16se="http://schemas.microsoft.com/office/word/2015/wordml/symex" xmlns:wpg="http://schemas.microsoft.com/office/word/2010/wordprocessingGroup" xmlns:wpi="http://schemas.microsoft.com/office/word/2010/wordprocessingInk" xmlns:wne="http://schemas.microsoft.com/office/word/2006/wordml" xmlns:wps="http://schemas.microsoft.com/office/word/2010/wordprocessingShape" mc:Ignorable="w14 w15 w16se w16cid w16 w16cex w16sdtdh wp14">
+<w:footnotes xmlns:wpc="http://schemas.microsoft.com/office/word/2010/wordprocessingCanvas" xmlns:cx="http://schemas.microsoft.com/office/drawing/2014/chartex" xmlns:cx1="http://schemas.microsoft.com/office/drawing/2015/9/8/chartex" xmlns:cx2="http://schemas.microsoft.com/office/drawing/2015/10/21/chartex" xmlns:cx3="http://schemas.microsoft.com/office/drawing/2016/5/9/chartex" xmlns:cx4="http://schemas.microsoft.com/office/drawing/2016/5/10/chartex" xmlns:cx5="http://schemas.microsoft.com/office/drawing/2016/5/11/chartex" xmlns:cx6="http://schemas.microsoft.com/office/drawing/2016/5/12/chartex" xmlns:cx7="http://schemas.microsoft.com/office/drawing/2016/5/13/chartex" xmlns:cx8="http://schemas.microsoft.com/office/drawing/2016/5/14/chartex" xmlns:mc="http://schemas.openxmlformats.org/markup-compatibility/2006" xmlns:aink="http://schemas.microsoft.com/office/drawing/2016/ink" xmlns:am3d="http://schemas.microsoft.com/office/drawing/2017/model3d" xmlns:o="urn:schemas-microsoft-com:office:office" xmlns:oel="http://schemas.microsoft.com/office/2019/extlst" xmlns:r="http://schemas.openxmlformats.org/officeDocument/2006/relationships" xmlns:m="http://schemas.openxmlformats.org/officeDocument/2006/math" xmlns:v="urn:schemas-microsoft-com:vml" xmlns:wp14="http://schemas.microsoft.com/office/word/2010/wordprocessingDrawing" xmlns:wp="http://schemas.openxmlformats.org/drawingml/2006/wordprocessingDrawing" xmlns:w10="urn:schemas-microsoft-com:office:word" xmlns:w="http://schemas.openxmlformats.org/wordprocessingml/2006/main" xmlns:w14="http://schemas.microsoft.com/office/word/2010/wordml" xmlns:w15="http://schemas.microsoft.com/office/word/2012/wordml" xmlns:w16cex="http://schemas.microsoft.com/office/word/2018/wordml/cex" xmlns:w16cid="http://schemas.microsoft.com/office/word/2016/wordml/cid" xmlns:w16="http://schemas.microsoft.com/office/word/2018/wordml" xmlns:w16du="http://schemas.microsoft.com/office/word/2023/wordml/word16du" xmlns:w16sdtdh="http://schemas.microsoft.com/office/word/2020/wordml/sdtdatahash" xmlns:w16sdtfl="http://schemas.microsoft.com/office/word/2024/wordml/sdtformatlock" xmlns:w16se="http://schemas.microsoft.com/office/word/2015/wordml/symex" xmlns:wpg="http://schemas.microsoft.com/office/word/2010/wordprocessingGroup" xmlns:wpi="http://schemas.microsoft.com/office/word/2010/wordprocessingInk" xmlns:wne="http://schemas.microsoft.com/office/word/2006/wordml" xmlns:wps="http://schemas.microsoft.com/office/word/2010/wordprocessingShape" mc:Ignorable="w14 w15 w16se w16cid w16 w16cex w16sdtdh w16sdtfl w16du wp14">
   <w:footnote w:type="separator" w:id="-1">
     <w:p>
       <w:pPr>
@@ -2657,7 +1439,7 @@
 </file>
 
 <file path=word/numbering.xml><?xml version="1.0" encoding="utf-8"?>
-<w:numbering xmlns:wpc="http://schemas.microsoft.com/office/word/2010/wordprocessingCanvas" xmlns:cx="http://schemas.microsoft.com/office/drawing/2014/chartex" xmlns:cx1="http://schemas.microsoft.com/office/drawing/2015/9/8/chartex" xmlns:cx2="http://schemas.microsoft.com/office/drawing/2015/10/21/chartex" xmlns:cx3="http://schemas.microsoft.com/office/drawing/2016/5/9/chartex" xmlns:cx4="http://schemas.microsoft.com/office/drawing/2016/5/10/chartex" xmlns:cx5="http://schemas.microsoft.com/office/drawing/2016/5/11/chartex" xmlns:cx6="http://schemas.microsoft.com/office/drawing/2016/5/12/chartex" xmlns:cx7="http://schemas.microsoft.com/office/drawing/2016/5/13/chartex" xmlns:cx8="http://schemas.microsoft.com/office/drawing/2016/5/14/chartex" xmlns:mc="http://schemas.openxmlformats.org/markup-compatibility/2006" xmlns:aink="http://schemas.microsoft.com/office/drawing/2016/ink" xmlns:am3d="http://schemas.microsoft.com/office/drawing/2017/model3d" xmlns:o="urn:schemas-microsoft-com:office:office" xmlns:oel="http://schemas.microsoft.com/office/2019/extlst" xmlns:r="http://schemas.openxmlformats.org/officeDocument/2006/relationships" xmlns:m="http://schemas.openxmlformats.org/officeDocument/2006/math" xmlns:v="urn:schemas-microsoft-com:vml" xmlns:wp14="http://schemas.microsoft.com/office/word/2010/wordprocessingDrawing" xmlns:wp="http://schemas.openxmlformats.org/drawingml/2006/wordprocessingDrawing" xmlns:w10="urn:schemas-microsoft-com:office:word" xmlns:w="http://schemas.openxmlformats.org/wordprocessingml/2006/main" xmlns:w14="http://schemas.microsoft.com/office/word/2010/wordml" xmlns:w15="http://schemas.microsoft.com/office/word/2012/wordml" xmlns:w16cex="http://schemas.microsoft.com/office/word/2018/wordml/cex" xmlns:w16cid="http://schemas.microsoft.com/office/word/2016/wordml/cid" xmlns:w16="http://schemas.microsoft.com/office/word/2018/wordml" xmlns:w16du="http://schemas.microsoft.com/office/word/2023/wordml/word16du" xmlns:w16sdtdh="http://schemas.microsoft.com/office/word/2020/wordml/sdtdatahash" xmlns:w16se="http://schemas.microsoft.com/office/word/2015/wordml/symex" xmlns:wpg="http://schemas.microsoft.com/office/word/2010/wordprocessingGroup" xmlns:wpi="http://schemas.microsoft.com/office/word/2010/wordprocessingInk" xmlns:wne="http://schemas.microsoft.com/office/word/2006/wordml" xmlns:wps="http://schemas.microsoft.com/office/word/2010/wordprocessingShape" mc:Ignorable="w14 w15 w16se w16cid w16 w16cex w16sdtdh wp14">
+<w:numbering xmlns:wpc="http://schemas.microsoft.com/office/word/2010/wordprocessingCanvas" xmlns:cx="http://schemas.microsoft.com/office/drawing/2014/chartex" xmlns:cx1="http://schemas.microsoft.com/office/drawing/2015/9/8/chartex" xmlns:cx2="http://schemas.microsoft.com/office/drawing/2015/10/21/chartex" xmlns:cx3="http://schemas.microsoft.com/office/drawing/2016/5/9/chartex" xmlns:cx4="http://schemas.microsoft.com/office/drawing/2016/5/10/chartex" xmlns:cx5="http://schemas.microsoft.com/office/drawing/2016/5/11/chartex" xmlns:cx6="http://schemas.microsoft.com/office/drawing/2016/5/12/chartex" xmlns:cx7="http://schemas.microsoft.com/office/drawing/2016/5/13/chartex" xmlns:cx8="http://schemas.microsoft.com/office/drawing/2016/5/14/chartex" xmlns:mc="http://schemas.openxmlformats.org/markup-compatibility/2006" xmlns:aink="http://schemas.microsoft.com/office/drawing/2016/ink" xmlns:am3d="http://schemas.microsoft.com/office/drawing/2017/model3d" xmlns:o="urn:schemas-microsoft-com:office:office" xmlns:oel="http://schemas.microsoft.com/office/2019/extlst" xmlns:r="http://schemas.openxmlformats.org/officeDocument/2006/relationships" xmlns:m="http://schemas.openxmlformats.org/officeDocument/2006/math" xmlns:v="urn:schemas-microsoft-com:vml" xmlns:wp14="http://schemas.microsoft.com/office/word/2010/wordprocessingDrawing" xmlns:wp="http://schemas.openxmlformats.org/drawingml/2006/wordprocessingDrawing" xmlns:w10="urn:schemas-microsoft-com:office:word" xmlns:w="http://schemas.openxmlformats.org/wordprocessingml/2006/main" xmlns:w14="http://schemas.microsoft.com/office/word/2010/wordml" xmlns:w15="http://schemas.microsoft.com/office/word/2012/wordml" xmlns:w16cex="http://schemas.microsoft.com/office/word/2018/wordml/cex" xmlns:w16cid="http://schemas.microsoft.com/office/word/2016/wordml/cid" xmlns:w16="http://schemas.microsoft.com/office/word/2018/wordml" xmlns:w16du="http://schemas.microsoft.com/office/word/2023/wordml/word16du" xmlns:w16sdtdh="http://schemas.microsoft.com/office/word/2020/wordml/sdtdatahash" xmlns:w16sdtfl="http://schemas.microsoft.com/office/word/2024/wordml/sdtformatlock" xmlns:w16se="http://schemas.microsoft.com/office/word/2015/wordml/symex" xmlns:wpg="http://schemas.microsoft.com/office/word/2010/wordprocessingGroup" xmlns:wpi="http://schemas.microsoft.com/office/word/2010/wordprocessingInk" xmlns:wne="http://schemas.microsoft.com/office/word/2006/wordml" xmlns:wps="http://schemas.microsoft.com/office/word/2010/wordprocessingShape" mc:Ignorable="w14 w15 w16se w16cid w16 w16cex w16sdtdh w16sdtfl w16du wp14">
   <w:abstractNum w:abstractNumId="0" w15:restartNumberingAfterBreak="0">
     <w:nsid w:val="FFFFFF89"/>
     <w:multiLevelType w:val="singleLevel"/>
@@ -8069,7 +6851,7 @@
 </file>
 
 <file path=word/styles.xml><?xml version="1.0" encoding="utf-8"?>
-<w:styles xmlns:mc="http://schemas.openxmlformats.org/markup-compatibility/2006" xmlns:r="http://schemas.openxmlformats.org/officeDocument/2006/relationships" xmlns:w="http://schemas.openxmlformats.org/wordprocessingml/2006/main" xmlns:w14="http://schemas.microsoft.com/office/word/2010/wordml" xmlns:w15="http://schemas.microsoft.com/office/word/2012/wordml" xmlns:w16cex="http://schemas.microsoft.com/office/word/2018/wordml/cex" xmlns:w16cid="http://schemas.microsoft.com/office/word/2016/wordml/cid" xmlns:w16="http://schemas.microsoft.com/office/word/2018/wordml" xmlns:w16sdtdh="http://schemas.microsoft.com/office/word/2020/wordml/sdtdatahash" xmlns:w16se="http://schemas.microsoft.com/office/word/2015/wordml/symex" mc:Ignorable="w14 w15 w16se w16cid w16 w16cex w16sdtdh">
+<w:styles xmlns:mc="http://schemas.openxmlformats.org/markup-compatibility/2006" xmlns:r="http://schemas.openxmlformats.org/officeDocument/2006/relationships" xmlns:w="http://schemas.openxmlformats.org/wordprocessingml/2006/main" xmlns:w14="http://schemas.microsoft.com/office/word/2010/wordml" xmlns:w15="http://schemas.microsoft.com/office/word/2012/wordml" xmlns:w16cex="http://schemas.microsoft.com/office/word/2018/wordml/cex" xmlns:w16cid="http://schemas.microsoft.com/office/word/2016/wordml/cid" xmlns:w16="http://schemas.microsoft.com/office/word/2018/wordml" xmlns:w16du="http://schemas.microsoft.com/office/word/2023/wordml/word16du" xmlns:w16sdtdh="http://schemas.microsoft.com/office/word/2020/wordml/sdtdatahash" xmlns:w16sdtfl="http://schemas.microsoft.com/office/word/2024/wordml/sdtformatlock" xmlns:w16se="http://schemas.microsoft.com/office/word/2015/wordml/symex" mc:Ignorable="w14 w15 w16se w16cid w16 w16cex w16sdtdh w16sdtfl w16du">
   <w:docDefaults>
     <w:rPrDefault>
       <w:rPr>
